--- a/sds/SDS_Agentic_Accessibility_Auditor_v2.0_formatted.docx
+++ b/sds/SDS_Agentic_Accessibility_Auditor_v2.0_formatted.docx
@@ -97,7 +97,7 @@
             </w:pPr>
             <w:r/>
             <w:r>
-              <w:t>2.0</w:t>
+              <w:t>2.2</w:t>
             </w:r>
           </w:p>
         </w:tc>
@@ -490,6 +490,138 @@
           </w:p>
         </w:tc>
       </w:tr>
+      <w:tr>
+        <w:tc>
+          <w:tcPr>
+            <w:tcW w:type="dxa" w:w="2340"/>
+          </w:tcPr>
+          <w:p>
+            <w:pPr>
+              <w:spacing w:after="40"/>
+            </w:pPr>
+            <w:r/>
+            <w:r>
+              <w:rPr>
+                <w:b/>
+              </w:rPr>
+              <w:t>2.1</w:t>
+            </w:r>
+          </w:p>
+        </w:tc>
+        <w:tc>
+          <w:tcPr>
+            <w:tcW w:type="dxa" w:w="2340"/>
+          </w:tcPr>
+          <w:p>
+            <w:pPr>
+              <w:spacing w:after="40"/>
+            </w:pPr>
+            <w:r/>
+            <w:r>
+              <w:t>2026-07-06</w:t>
+            </w:r>
+          </w:p>
+        </w:tc>
+        <w:tc>
+          <w:tcPr>
+            <w:tcW w:type="dxa" w:w="2340"/>
+          </w:tcPr>
+          <w:p>
+            <w:pPr>
+              <w:spacing w:after="40"/>
+            </w:pPr>
+            <w:r/>
+            <w:r>
+              <w:t>Noor / Salar</w:t>
+            </w:r>
+          </w:p>
+        </w:tc>
+        <w:tc>
+          <w:tcPr>
+            <w:tcW w:type="dxa" w:w="2340"/>
+          </w:tcPr>
+          <w:p>
+            <w:pPr>
+              <w:spacing w:after="40"/>
+            </w:pPr>
+            <w:r/>
+            <w:r>
+              <w:t>Parser R13–R20 fields; rules R01–R20; MASC re-parse sign-off; audit API violations-only</w:t>
+            </w:r>
+          </w:p>
+        </w:tc>
+      </w:tr>
+      <w:tr>
+        <w:tc>
+          <w:tcPr>
+            <w:tcW w:type="dxa" w:w="2340"/>
+          </w:tcPr>
+          <w:p>
+            <w:pPr>
+              <w:spacing w:after="40"/>
+            </w:pPr>
+            <w:r/>
+            <w:r>
+              <w:rPr>
+                <w:b/>
+              </w:rPr>
+              <w:t>2.2</w:t>
+            </w:r>
+          </w:p>
+        </w:tc>
+        <w:tc>
+          <w:tcPr>
+            <w:tcW w:type="dxa" w:w="2340"/>
+          </w:tcPr>
+          <w:p>
+            <w:pPr>
+              <w:spacing w:after="40"/>
+            </w:pPr>
+            <w:r/>
+            <w:r>
+              <w:t>2026-07-09</w:t>
+            </w:r>
+          </w:p>
+        </w:tc>
+        <w:tc>
+          <w:tcPr>
+            <w:tcW w:type="dxa" w:w="2340"/>
+          </w:tcPr>
+          <w:p>
+            <w:pPr>
+              <w:spacing w:after="40"/>
+            </w:pPr>
+            <w:r/>
+            <w:r>
+              <w:t>Noor / Salar</w:t>
+            </w:r>
+          </w:p>
+        </w:tc>
+        <w:tc>
+          <w:tcPr>
+            <w:tcW w:type="dxa" w:w="2340"/>
+          </w:tcPr>
+          <w:p>
+            <w:pPr>
+              <w:spacing w:after="40"/>
+            </w:pPr>
+            <w:r/>
+            <w:r>
+              <w:t xml:space="preserve">Rules R01–R30; explainer + agent API wiring; </w:t>
+            </w:r>
+            <w:r>
+              <w:rPr>
+                <w:rFonts w:ascii="Consolas" w:hAnsi="Consolas"/>
+                <w:sz w:val="20"/>
+              </w:rPr>
+              <w:t>GET …/report</w:t>
+            </w:r>
+            <w:r>
+              <w:t>; visibility filter</w:t>
+            </w:r>
+          </w:p>
+        </w:tc>
+      </w:tr>
     </w:tbl>
     <w:p/>
     <w:p>
@@ -959,7 +1091,7 @@
             </w:pPr>
             <w:r/>
             <w:r>
-              <w:t>R01–R10 rule pseudocode (R11+ summarized)</w:t>
+              <w:t>R01–R20 rule pseudocode + parser extensions</w:t>
             </w:r>
           </w:p>
         </w:tc>
@@ -1504,7 +1636,7 @@
             </w:pPr>
             <w:r/>
             <w:r>
-              <w:t>Salar</w:t>
+              <w:t>Salar / Noor</w:t>
             </w:r>
           </w:p>
         </w:tc>
@@ -1522,6 +1654,9 @@
                 <w:b/>
               </w:rPr>
               <w:t>Done</w:t>
+            </w:r>
+            <w:r>
+              <w:t xml:space="preserve"> (R13–R20 fields + visibility)</w:t>
             </w:r>
           </w:p>
         </w:tc>
@@ -1634,7 +1769,7 @@
             </w:pPr>
             <w:r/>
             <w:r>
-              <w:t>Ayesha</w:t>
+              <w:t>Ayesha / Noor</w:t>
             </w:r>
           </w:p>
         </w:tc>
@@ -1667,7 +1802,7 @@
             </w:pPr>
             <w:r/>
             <w:r>
-              <w:t>Validation script</w:t>
+              <w:t>Validation scripts</w:t>
             </w:r>
           </w:p>
         </w:tc>
@@ -1687,6 +1822,26 @@
               </w:rPr>
               <w:t>scripts/validate_output.py</w:t>
             </w:r>
+            <w:r>
+              <w:t xml:space="preserve">, </w:t>
+            </w:r>
+            <w:r>
+              <w:rPr>
+                <w:rFonts w:ascii="Consolas" w:hAnsi="Consolas"/>
+                <w:sz w:val="20"/>
+              </w:rPr>
+              <w:t>scripts/noor_week3_validate.py</w:t>
+            </w:r>
+            <w:r>
+              <w:t xml:space="preserve">, </w:t>
+            </w:r>
+            <w:r>
+              <w:rPr>
+                <w:rFonts w:ascii="Consolas" w:hAnsi="Consolas"/>
+                <w:sz w:val="20"/>
+              </w:rPr>
+              <w:t>scripts/masc_parse_signoff.py</w:t>
+            </w:r>
           </w:p>
         </w:tc>
         <w:tc>
@@ -1699,7 +1854,7 @@
             </w:pPr>
             <w:r/>
             <w:r>
-              <w:t>Salar</w:t>
+              <w:t>Noor / Salar</w:t>
             </w:r>
           </w:p>
         </w:tc>
@@ -1732,7 +1887,7 @@
             </w:pPr>
             <w:r/>
             <w:r>
-              <w:t>FastAPI shell</w:t>
+              <w:t>FastAPI audit API</w:t>
             </w:r>
           </w:p>
         </w:tc>
@@ -1750,7 +1905,7 @@
                 <w:rFonts w:ascii="Consolas" w:hAnsi="Consolas"/>
                 <w:sz w:val="20"/>
               </w:rPr>
-              <w:t>backend/main.py</w:t>
+              <w:t>backend/routers/audit.py</w:t>
             </w:r>
           </w:p>
         </w:tc>
@@ -1764,7 +1919,7 @@
             </w:pPr>
             <w:r/>
             <w:r>
-              <w:t>Salar</w:t>
+              <w:t>Noor</w:t>
             </w:r>
           </w:p>
         </w:tc>
@@ -1782,6 +1937,9 @@
                 <w:b/>
               </w:rPr>
               <w:t>Partial</w:t>
+            </w:r>
+            <w:r>
+              <w:t xml:space="preserve"> (violations + report; no auth/records/download)</w:t>
             </w:r>
           </w:p>
         </w:tc>
@@ -1829,7 +1987,7 @@
             </w:pPr>
             <w:r/>
             <w:r>
-              <w:t>Salar</w:t>
+              <w:t>Salar / Noor</w:t>
             </w:r>
           </w:p>
         </w:tc>
@@ -1843,7 +2001,13 @@
             </w:pPr>
             <w:r/>
             <w:r>
-              <w:t>Planned</w:t>
+              <w:rPr>
+                <w:b/>
+              </w:rPr>
+              <w:t>Done</w:t>
+            </w:r>
+            <w:r>
+              <w:t xml:space="preserve"> (R01–R30; R09/R28 limited without colors/text-size)</w:t>
             </w:r>
           </w:p>
         </w:tc>
@@ -1879,6 +2043,26 @@
               </w:rPr>
               <w:t>src/agent.py</w:t>
             </w:r>
+            <w:r>
+              <w:t xml:space="preserve">, </w:t>
+            </w:r>
+            <w:r>
+              <w:rPr>
+                <w:rFonts w:ascii="Consolas" w:hAnsi="Consolas"/>
+                <w:sz w:val="20"/>
+              </w:rPr>
+              <w:t>src/explainer.py</w:t>
+            </w:r>
+            <w:r>
+              <w:t xml:space="preserve">, </w:t>
+            </w:r>
+            <w:r>
+              <w:rPr>
+                <w:rFonts w:ascii="Consolas" w:hAnsi="Consolas"/>
+                <w:sz w:val="20"/>
+              </w:rPr>
+              <w:t>src/llm_providers.py</w:t>
+            </w:r>
           </w:p>
         </w:tc>
         <w:tc>
@@ -1891,7 +2075,7 @@
             </w:pPr>
             <w:r/>
             <w:r>
-              <w:t>Noor</w:t>
+              <w:t>Noor / Salar</w:t>
             </w:r>
           </w:p>
         </w:tc>
@@ -1905,7 +2089,13 @@
             </w:pPr>
             <w:r/>
             <w:r>
-              <w:t>Planned</w:t>
+              <w:rPr>
+                <w:b/>
+              </w:rPr>
+              <w:t>Done</w:t>
+            </w:r>
+            <w:r>
+              <w:t xml:space="preserve"> (API-wired; template + live LLM)</w:t>
             </w:r>
           </w:p>
         </w:tc>
@@ -2153,7 +2343,13 @@
             </w:pPr>
             <w:r/>
             <w:r>
-              <w:t>Planned</w:t>
+              <w:rPr>
+                <w:b/>
+              </w:rPr>
+              <w:t>Partial</w:t>
+            </w:r>
+            <w:r>
+              <w:t xml:space="preserve"> (UI scaffold; no live API)</w:t>
             </w:r>
           </w:p>
         </w:tc>
@@ -2219,6 +2415,19 @@
                 <w:b/>
               </w:rPr>
               <w:t>Partial</w:t>
+            </w:r>
+            <w:r>
+              <w:t xml:space="preserve"> (deferred on </w:t>
+            </w:r>
+            <w:r>
+              <w:rPr>
+                <w:rFonts w:ascii="Consolas" w:hAnsi="Consolas"/>
+                <w:sz w:val="20"/>
+              </w:rPr>
+              <w:t>noor</w:t>
+            </w:r>
+            <w:r>
+              <w:t>)</w:t>
             </w:r>
           </w:p>
         </w:tc>
@@ -3221,6 +3430,579 @@
         <w:pStyle w:val="Heading4"/>
       </w:pPr>
       <w:r>
+        <w:t>3.1.5 Extended component fields (R13–R20)</w:t>
+      </w:r>
+    </w:p>
+    <w:p>
+      <w:r>
+        <w:t xml:space="preserve">Depth-first traversal preserves </w:t>
+      </w:r>
+      <w:r>
+        <w:rPr>
+          <w:rFonts w:ascii="Consolas" w:hAnsi="Consolas"/>
+          <w:sz w:val="20"/>
+        </w:rPr>
+        <w:t>parent_id</w:t>
+      </w:r>
+      <w:r>
+        <w:t xml:space="preserve"> and assigns </w:t>
+      </w:r>
+      <w:r>
+        <w:rPr>
+          <w:rFonts w:ascii="Consolas" w:hAnsi="Consolas"/>
+          <w:sz w:val="20"/>
+        </w:rPr>
+        <w:t>focus_order</w:t>
+      </w:r>
+      <w:r>
+        <w:t xml:space="preserve"> in document order. MASC </w:t>
+      </w:r>
+      <w:r>
+        <w:rPr>
+          <w:rFonts w:ascii="Consolas" w:hAnsi="Consolas"/>
+          <w:sz w:val="20"/>
+        </w:rPr>
+        <w:t>&lt;wrapper&gt;</w:t>
+      </w:r>
+      <w:r>
+        <w:t xml:space="preserve"> nodes are descended into (widgets are nested inside wrappers).</w:t>
+      </w:r>
+    </w:p>
+    <w:tbl>
+      <w:tblPr>
+        <w:tblStyle w:val="TableGrid"/>
+        <w:tblW w:type="auto" w:w="0"/>
+        <w:tblLayout w:type="autofit"/>
+        <w:tblLook w:firstColumn="1" w:firstRow="1" w:lastColumn="0" w:lastRow="0" w:noHBand="0" w:noVBand="1" w:val="04A0"/>
+      </w:tblPr>
+      <w:tblGrid>
+        <w:gridCol w:w="3120"/>
+        <w:gridCol w:w="3120"/>
+        <w:gridCol w:w="3120"/>
+      </w:tblGrid>
+      <w:tr>
+        <w:tc>
+          <w:tcPr>
+            <w:tcW w:type="dxa" w:w="3120"/>
+            <w:shd w:val="clear" w:color="auto" w:fill="E8F4F1"/>
+          </w:tcPr>
+          <w:p>
+            <w:pPr>
+              <w:spacing w:after="40"/>
+            </w:pPr>
+            <w:r/>
+            <w:r>
+              <w:t>Field</w:t>
+            </w:r>
+          </w:p>
+        </w:tc>
+        <w:tc>
+          <w:tcPr>
+            <w:tcW w:type="dxa" w:w="3120"/>
+            <w:shd w:val="clear" w:color="auto" w:fill="E8F4F1"/>
+          </w:tcPr>
+          <w:p>
+            <w:pPr>
+              <w:spacing w:after="40"/>
+            </w:pPr>
+            <w:r/>
+            <w:r>
+              <w:t>Used by</w:t>
+            </w:r>
+          </w:p>
+        </w:tc>
+        <w:tc>
+          <w:tcPr>
+            <w:tcW w:type="dxa" w:w="3120"/>
+            <w:shd w:val="clear" w:color="auto" w:fill="E8F4F1"/>
+          </w:tcPr>
+          <w:p>
+            <w:pPr>
+              <w:spacing w:after="40"/>
+            </w:pPr>
+            <w:r/>
+            <w:r>
+              <w:t>Notes</w:t>
+            </w:r>
+          </w:p>
+        </w:tc>
+      </w:tr>
+      <w:tr>
+        <w:tc>
+          <w:tcPr>
+            <w:tcW w:type="dxa" w:w="3120"/>
+          </w:tcPr>
+          <w:p>
+            <w:pPr>
+              <w:spacing w:after="40"/>
+            </w:pPr>
+            <w:r/>
+            <w:r>
+              <w:rPr>
+                <w:rFonts w:ascii="Consolas" w:hAnsi="Consolas"/>
+                <w:sz w:val="20"/>
+              </w:rPr>
+              <w:t>focus_order</w:t>
+            </w:r>
+          </w:p>
+        </w:tc>
+        <w:tc>
+          <w:tcPr>
+            <w:tcW w:type="dxa" w:w="3120"/>
+          </w:tcPr>
+          <w:p>
+            <w:pPr>
+              <w:spacing w:after="40"/>
+            </w:pPr>
+            <w:r/>
+            <w:r>
+              <w:t>R15</w:t>
+            </w:r>
+          </w:p>
+        </w:tc>
+        <w:tc>
+          <w:tcPr>
+            <w:tcW w:type="dxa" w:w="3120"/>
+          </w:tcPr>
+          <w:p>
+            <w:pPr>
+              <w:spacing w:after="40"/>
+            </w:pPr>
+            <w:r/>
+            <w:r>
+              <w:t>1-based traversal index</w:t>
+            </w:r>
+          </w:p>
+        </w:tc>
+      </w:tr>
+      <w:tr>
+        <w:tc>
+          <w:tcPr>
+            <w:tcW w:type="dxa" w:w="3120"/>
+          </w:tcPr>
+          <w:p>
+            <w:pPr>
+              <w:spacing w:after="40"/>
+            </w:pPr>
+            <w:r/>
+            <w:r>
+              <w:rPr>
+                <w:rFonts w:ascii="Consolas" w:hAnsi="Consolas"/>
+                <w:sz w:val="20"/>
+              </w:rPr>
+              <w:t>parent_id</w:t>
+            </w:r>
+          </w:p>
+        </w:tc>
+        <w:tc>
+          <w:tcPr>
+            <w:tcW w:type="dxa" w:w="3120"/>
+          </w:tcPr>
+          <w:p>
+            <w:pPr>
+              <w:spacing w:after="40"/>
+            </w:pPr>
+            <w:r/>
+            <w:r>
+              <w:t>R15, hierarchy</w:t>
+            </w:r>
+          </w:p>
+        </w:tc>
+        <w:tc>
+          <w:tcPr>
+            <w:tcW w:type="dxa" w:w="3120"/>
+          </w:tcPr>
+          <w:p>
+            <w:pPr>
+              <w:spacing w:after="40"/>
+            </w:pPr>
+            <w:r/>
+            <w:r>
+              <w:rPr>
+                <w:rFonts w:ascii="Consolas" w:hAnsi="Consolas"/>
+                <w:sz w:val="20"/>
+              </w:rPr>
+              <w:t>component_id</w:t>
+            </w:r>
+            <w:r>
+              <w:t xml:space="preserve"> of parent or </w:t>
+            </w:r>
+            <w:r>
+              <w:rPr>
+                <w:rFonts w:ascii="Consolas" w:hAnsi="Consolas"/>
+                <w:sz w:val="20"/>
+              </w:rPr>
+              <w:t>""</w:t>
+            </w:r>
+          </w:p>
+        </w:tc>
+      </w:tr>
+      <w:tr>
+        <w:tc>
+          <w:tcPr>
+            <w:tcW w:type="dxa" w:w="3120"/>
+          </w:tcPr>
+          <w:p>
+            <w:pPr>
+              <w:spacing w:after="40"/>
+            </w:pPr>
+            <w:r/>
+            <w:r>
+              <w:rPr>
+                <w:rFonts w:ascii="Consolas" w:hAnsi="Consolas"/>
+                <w:sz w:val="20"/>
+              </w:rPr>
+              <w:t>long_clickable</w:t>
+            </w:r>
+            <w:r>
+              <w:t xml:space="preserve">, </w:t>
+            </w:r>
+            <w:r>
+              <w:rPr>
+                <w:rFonts w:ascii="Consolas" w:hAnsi="Consolas"/>
+                <w:sz w:val="20"/>
+              </w:rPr>
+              <w:t>scrollable</w:t>
+            </w:r>
+          </w:p>
+        </w:tc>
+        <w:tc>
+          <w:tcPr>
+            <w:tcW w:type="dxa" w:w="3120"/>
+          </w:tcPr>
+          <w:p>
+            <w:pPr>
+              <w:spacing w:after="40"/>
+            </w:pPr>
+            <w:r/>
+            <w:r>
+              <w:t>R18</w:t>
+            </w:r>
+          </w:p>
+        </w:tc>
+        <w:tc>
+          <w:tcPr>
+            <w:tcW w:type="dxa" w:w="3120"/>
+          </w:tcPr>
+          <w:p>
+            <w:pPr>
+              <w:spacing w:after="40"/>
+            </w:pPr>
+            <w:r/>
+            <w:r>
+              <w:t>Gesture heuristics</w:t>
+            </w:r>
+          </w:p>
+        </w:tc>
+      </w:tr>
+      <w:tr>
+        <w:tc>
+          <w:tcPr>
+            <w:tcW w:type="dxa" w:w="3120"/>
+          </w:tcPr>
+          <w:p>
+            <w:pPr>
+              <w:spacing w:after="40"/>
+            </w:pPr>
+            <w:r/>
+            <w:r>
+              <w:rPr>
+                <w:rFonts w:ascii="Consolas" w:hAnsi="Consolas"/>
+                <w:sz w:val="20"/>
+              </w:rPr>
+              <w:t>media_type</w:t>
+            </w:r>
+          </w:p>
+        </w:tc>
+        <w:tc>
+          <w:tcPr>
+            <w:tcW w:type="dxa" w:w="3120"/>
+          </w:tcPr>
+          <w:p>
+            <w:pPr>
+              <w:spacing w:after="40"/>
+            </w:pPr>
+            <w:r/>
+            <w:r>
+              <w:t>R12, R13</w:t>
+            </w:r>
+          </w:p>
+        </w:tc>
+        <w:tc>
+          <w:tcPr>
+            <w:tcW w:type="dxa" w:w="3120"/>
+          </w:tcPr>
+          <w:p>
+            <w:pPr>
+              <w:spacing w:after="40"/>
+            </w:pPr>
+            <w:r/>
+            <w:r>
+              <w:rPr>
+                <w:rFonts w:ascii="Consolas" w:hAnsi="Consolas"/>
+                <w:sz w:val="20"/>
+              </w:rPr>
+              <w:t>""</w:t>
+            </w:r>
+            <w:r>
+              <w:t xml:space="preserve">, </w:t>
+            </w:r>
+            <w:r>
+              <w:rPr>
+                <w:rFonts w:ascii="Consolas" w:hAnsi="Consolas"/>
+                <w:sz w:val="20"/>
+              </w:rPr>
+              <w:t>video</w:t>
+            </w:r>
+            <w:r>
+              <w:t xml:space="preserve">, </w:t>
+            </w:r>
+            <w:r>
+              <w:rPr>
+                <w:rFonts w:ascii="Consolas" w:hAnsi="Consolas"/>
+                <w:sz w:val="20"/>
+              </w:rPr>
+              <w:t>audio</w:t>
+            </w:r>
+            <w:r>
+              <w:t xml:space="preserve">, </w:t>
+            </w:r>
+            <w:r>
+              <w:rPr>
+                <w:rFonts w:ascii="Consolas" w:hAnsi="Consolas"/>
+                <w:sz w:val="20"/>
+              </w:rPr>
+              <w:t>animation</w:t>
+            </w:r>
+          </w:p>
+        </w:tc>
+      </w:tr>
+      <w:tr>
+        <w:tc>
+          <w:tcPr>
+            <w:tcW w:type="dxa" w:w="3120"/>
+          </w:tcPr>
+          <w:p>
+            <w:pPr>
+              <w:spacing w:after="40"/>
+            </w:pPr>
+            <w:r/>
+            <w:r>
+              <w:rPr>
+                <w:rFonts w:ascii="Consolas" w:hAnsi="Consolas"/>
+                <w:sz w:val="20"/>
+              </w:rPr>
+              <w:t>is_dialog</w:t>
+            </w:r>
+          </w:p>
+        </w:tc>
+        <w:tc>
+          <w:tcPr>
+            <w:tcW w:type="dxa" w:w="3120"/>
+          </w:tcPr>
+          <w:p>
+            <w:pPr>
+              <w:spacing w:after="40"/>
+            </w:pPr>
+            <w:r/>
+            <w:r>
+              <w:t>R19</w:t>
+            </w:r>
+          </w:p>
+        </w:tc>
+        <w:tc>
+          <w:tcPr>
+            <w:tcW w:type="dxa" w:w="3120"/>
+          </w:tcPr>
+          <w:p>
+            <w:pPr>
+              <w:spacing w:after="40"/>
+            </w:pPr>
+            <w:r/>
+            <w:r>
+              <w:t>Confirmation dialog detection</w:t>
+            </w:r>
+          </w:p>
+        </w:tc>
+      </w:tr>
+      <w:tr>
+        <w:tc>
+          <w:tcPr>
+            <w:tcW w:type="dxa" w:w="3120"/>
+          </w:tcPr>
+          <w:p>
+            <w:pPr>
+              <w:spacing w:after="40"/>
+            </w:pPr>
+            <w:r/>
+            <w:r>
+              <w:rPr>
+                <w:rFonts w:ascii="Consolas" w:hAnsi="Consolas"/>
+                <w:sz w:val="20"/>
+              </w:rPr>
+              <w:t>label_for</w:t>
+            </w:r>
+            <w:r>
+              <w:t xml:space="preserve">, </w:t>
+            </w:r>
+            <w:r>
+              <w:rPr>
+                <w:rFonts w:ascii="Consolas" w:hAnsi="Consolas"/>
+                <w:sz w:val="20"/>
+              </w:rPr>
+              <w:t>hint</w:t>
+            </w:r>
+            <w:r>
+              <w:t xml:space="preserve">, </w:t>
+            </w:r>
+            <w:r>
+              <w:rPr>
+                <w:rFonts w:ascii="Consolas" w:hAnsi="Consolas"/>
+                <w:sz w:val="20"/>
+              </w:rPr>
+              <w:t>input_type</w:t>
+            </w:r>
+            <w:r>
+              <w:t xml:space="preserve">, </w:t>
+            </w:r>
+            <w:r>
+              <w:rPr>
+                <w:rFonts w:ascii="Consolas" w:hAnsi="Consolas"/>
+                <w:sz w:val="20"/>
+              </w:rPr>
+              <w:t>password</w:t>
+            </w:r>
+          </w:p>
+        </w:tc>
+        <w:tc>
+          <w:tcPr>
+            <w:tcW w:type="dxa" w:w="3120"/>
+          </w:tcPr>
+          <w:p>
+            <w:pPr>
+              <w:spacing w:after="40"/>
+            </w:pPr>
+            <w:r/>
+            <w:r>
+              <w:t>R05, R20</w:t>
+            </w:r>
+          </w:p>
+        </w:tc>
+        <w:tc>
+          <w:tcPr>
+            <w:tcW w:type="dxa" w:w="3120"/>
+          </w:tcPr>
+          <w:p>
+            <w:pPr>
+              <w:spacing w:after="40"/>
+            </w:pPr>
+            <w:r/>
+            <w:r>
+              <w:t>Input labelling</w:t>
+            </w:r>
+          </w:p>
+        </w:tc>
+      </w:tr>
+      <w:tr>
+        <w:tc>
+          <w:tcPr>
+            <w:tcW w:type="dxa" w:w="3120"/>
+          </w:tcPr>
+          <w:p>
+            <w:pPr>
+              <w:spacing w:after="40"/>
+            </w:pPr>
+            <w:r/>
+            <w:r>
+              <w:rPr>
+                <w:rFonts w:ascii="Consolas" w:hAnsi="Consolas"/>
+                <w:sz w:val="20"/>
+              </w:rPr>
+              <w:t>important_for_accessibility</w:t>
+            </w:r>
+          </w:p>
+        </w:tc>
+        <w:tc>
+          <w:tcPr>
+            <w:tcW w:type="dxa" w:w="3120"/>
+          </w:tcPr>
+          <w:p>
+            <w:pPr>
+              <w:spacing w:after="40"/>
+            </w:pPr>
+            <w:r/>
+            <w:r>
+              <w:t>R16</w:t>
+            </w:r>
+          </w:p>
+        </w:tc>
+        <w:tc>
+          <w:tcPr>
+            <w:tcW w:type="dxa" w:w="3120"/>
+          </w:tcPr>
+          <w:p>
+            <w:pPr>
+              <w:spacing w:after="40"/>
+            </w:pPr>
+            <w:r/>
+            <w:r>
+              <w:t>Decorative vs focusable</w:t>
+            </w:r>
+          </w:p>
+        </w:tc>
+      </w:tr>
+    </w:tbl>
+    <w:p/>
+    <w:p>
+      <w:r>
+        <w:t xml:space="preserve">Also emitted: </w:t>
+      </w:r>
+      <w:r>
+        <w:rPr>
+          <w:rFonts w:ascii="Consolas" w:hAnsi="Consolas"/>
+          <w:sz w:val="20"/>
+        </w:rPr>
+        <w:t>selected</w:t>
+      </w:r>
+      <w:r>
+        <w:t xml:space="preserve">, </w:t>
+      </w:r>
+      <w:r>
+        <w:rPr>
+          <w:rFonts w:ascii="Consolas" w:hAnsi="Consolas"/>
+          <w:sz w:val="20"/>
+        </w:rPr>
+        <w:t>checked</w:t>
+      </w:r>
+      <w:r>
+        <w:t xml:space="preserve">, </w:t>
+      </w:r>
+      <w:r>
+        <w:rPr>
+          <w:rFonts w:ascii="Consolas" w:hAnsi="Consolas"/>
+          <w:sz w:val="20"/>
+        </w:rPr>
+        <w:t>text_all_caps</w:t>
+      </w:r>
+      <w:r>
+        <w:t xml:space="preserve">, </w:t>
+      </w:r>
+      <w:r>
+        <w:rPr>
+          <w:rFonts w:ascii="Consolas" w:hAnsi="Consolas"/>
+          <w:sz w:val="20"/>
+        </w:rPr>
+        <w:t>device_info.dpi</w:t>
+      </w:r>
+      <w:r>
+        <w:t xml:space="preserve"> on screen document.</w:t>
+      </w:r>
+    </w:p>
+    <w:p>
+      <w:pPr>
+        <w:pStyle w:val="Heading4"/>
+      </w:pPr>
+      <w:r>
         <w:t>3.1.4 Screenshot pairing</w:t>
       </w:r>
     </w:p>
@@ -3286,7 +4068,7 @@
         <w:pStyle w:val="Heading3"/>
       </w:pPr>
       <w:r>
-        <w:t>3.2 Rule engine module (`src/rules.py` — planned)</w:t>
+        <w:t>3.2 Rule engine module (`src/rules.py`)</w:t>
       </w:r>
     </w:p>
     <w:p>
@@ -3297,7 +4079,7 @@
         <w:t>SRS:</w:t>
       </w:r>
       <w:r>
-        <w:t xml:space="preserve"> FR-RU.1–FR-RU.18 | </w:t>
+        <w:t xml:space="preserve"> FR-RU.1–FR-RU.30 | </w:t>
       </w:r>
       <w:r>
         <w:rPr>
@@ -3306,7 +4088,16 @@
         <w:t>Owner:</w:t>
       </w:r>
       <w:r>
-        <w:t xml:space="preserve"> Salar</w:t>
+        <w:t xml:space="preserve"> Salar / Noor | </w:t>
+      </w:r>
+      <w:r>
+        <w:rPr>
+          <w:b/>
+        </w:rPr>
+        <w:t>Status:</w:t>
+      </w:r>
+      <w:r>
+        <w:t xml:space="preserve"> Implemented (R01–R30)</w:t>
       </w:r>
     </w:p>
     <w:p>
@@ -3314,42 +4105,240 @@
         <w:pStyle w:val="Heading4"/>
       </w:pPr>
       <w:r>
-        <w:t>3.2.1 Class design</w:t>
+        <w:t>3.2.1 Public API</w:t>
       </w:r>
     </w:p>
+    <w:tbl>
+      <w:tblPr>
+        <w:tblStyle w:val="TableGrid"/>
+        <w:tblW w:type="auto" w:w="0"/>
+        <w:tblLayout w:type="autofit"/>
+        <w:tblLook w:firstColumn="1" w:firstRow="1" w:lastColumn="0" w:lastRow="0" w:noHBand="0" w:noVBand="1" w:val="04A0"/>
+      </w:tblPr>
+      <w:tblGrid>
+        <w:gridCol w:w="3120"/>
+        <w:gridCol w:w="3120"/>
+        <w:gridCol w:w="3120"/>
+      </w:tblGrid>
+      <w:tr>
+        <w:tc>
+          <w:tcPr>
+            <w:tcW w:type="dxa" w:w="3120"/>
+            <w:shd w:val="clear" w:color="auto" w:fill="E8F4F1"/>
+          </w:tcPr>
+          <w:p>
+            <w:pPr>
+              <w:spacing w:after="40"/>
+            </w:pPr>
+            <w:r/>
+            <w:r>
+              <w:t>Function</w:t>
+            </w:r>
+          </w:p>
+        </w:tc>
+        <w:tc>
+          <w:tcPr>
+            <w:tcW w:type="dxa" w:w="3120"/>
+            <w:shd w:val="clear" w:color="auto" w:fill="E8F4F1"/>
+          </w:tcPr>
+          <w:p>
+            <w:pPr>
+              <w:spacing w:after="40"/>
+            </w:pPr>
+            <w:r/>
+            <w:r>
+              <w:t>Input</w:t>
+            </w:r>
+          </w:p>
+        </w:tc>
+        <w:tc>
+          <w:tcPr>
+            <w:tcW w:type="dxa" w:w="3120"/>
+            <w:shd w:val="clear" w:color="auto" w:fill="E8F4F1"/>
+          </w:tcPr>
+          <w:p>
+            <w:pPr>
+              <w:spacing w:after="40"/>
+            </w:pPr>
+            <w:r/>
+            <w:r>
+              <w:t>Output</w:t>
+            </w:r>
+          </w:p>
+        </w:tc>
+      </w:tr>
+      <w:tr>
+        <w:tc>
+          <w:tcPr>
+            <w:tcW w:type="dxa" w:w="3120"/>
+          </w:tcPr>
+          <w:p>
+            <w:pPr>
+              <w:spacing w:after="40"/>
+            </w:pPr>
+            <w:r/>
+            <w:r>
+              <w:rPr>
+                <w:rFonts w:ascii="Consolas" w:hAnsi="Consolas"/>
+                <w:sz w:val="20"/>
+              </w:rPr>
+              <w:t>check(components_json)</w:t>
+            </w:r>
+          </w:p>
+        </w:tc>
+        <w:tc>
+          <w:tcPr>
+            <w:tcW w:type="dxa" w:w="3120"/>
+          </w:tcPr>
+          <w:p>
+            <w:pPr>
+              <w:spacing w:after="40"/>
+            </w:pPr>
+            <w:r/>
+            <w:r>
+              <w:rPr>
+                <w:rFonts w:ascii="Consolas" w:hAnsi="Consolas"/>
+                <w:sz w:val="20"/>
+              </w:rPr>
+              <w:t>components.json</w:t>
+            </w:r>
+            <w:r>
+              <w:t xml:space="preserve"> dict</w:t>
+            </w:r>
+          </w:p>
+        </w:tc>
+        <w:tc>
+          <w:tcPr>
+            <w:tcW w:type="dxa" w:w="3120"/>
+          </w:tcPr>
+          <w:p>
+            <w:pPr>
+              <w:spacing w:after="40"/>
+            </w:pPr>
+            <w:r/>
+            <w:r>
+              <w:rPr>
+                <w:rFonts w:ascii="Consolas" w:hAnsi="Consolas"/>
+                <w:sz w:val="20"/>
+              </w:rPr>
+              <w:t>violations.json</w:t>
+            </w:r>
+            <w:r>
+              <w:t xml:space="preserve"> dict</w:t>
+            </w:r>
+          </w:p>
+        </w:tc>
+      </w:tr>
+      <w:tr>
+        <w:tc>
+          <w:tcPr>
+            <w:tcW w:type="dxa" w:w="3120"/>
+          </w:tcPr>
+          <w:p>
+            <w:pPr>
+              <w:spacing w:after="40"/>
+            </w:pPr>
+            <w:r/>
+            <w:r>
+              <w:rPr>
+                <w:rFonts w:ascii="Consolas" w:hAnsi="Consolas"/>
+                <w:sz w:val="20"/>
+              </w:rPr>
+              <w:t>check_*</w:t>
+            </w:r>
+            <w:r>
+              <w:t xml:space="preserve"> per rule</w:t>
+            </w:r>
+          </w:p>
+        </w:tc>
+        <w:tc>
+          <w:tcPr>
+            <w:tcW w:type="dxa" w:w="3120"/>
+          </w:tcPr>
+          <w:p>
+            <w:pPr>
+              <w:spacing w:after="40"/>
+            </w:pPr>
+            <w:r/>
+            <w:r>
+              <w:rPr>
+                <w:rFonts w:ascii="Consolas" w:hAnsi="Consolas"/>
+                <w:sz w:val="20"/>
+              </w:rPr>
+              <w:t>list[dict]</w:t>
+            </w:r>
+            <w:r>
+              <w:t xml:space="preserve"> components</w:t>
+            </w:r>
+          </w:p>
+        </w:tc>
+        <w:tc>
+          <w:tcPr>
+            <w:tcW w:type="dxa" w:w="3120"/>
+          </w:tcPr>
+          <w:p>
+            <w:pPr>
+              <w:spacing w:after="40"/>
+            </w:pPr>
+            <w:r/>
+            <w:r>
+              <w:rPr>
+                <w:rFonts w:ascii="Consolas" w:hAnsi="Consolas"/>
+                <w:sz w:val="20"/>
+              </w:rPr>
+              <w:t>list[dict]</w:t>
+            </w:r>
+            <w:r>
+              <w:t xml:space="preserve"> violations</w:t>
+            </w:r>
+          </w:p>
+        </w:tc>
+      </w:tr>
+    </w:tbl>
+    <w:p/>
     <w:p>
-      <w:pPr>
-        <w:spacing w:before="120" w:after="120"/>
-        <w:ind w:left="360"/>
-      </w:pPr>
+      <w:r>
+        <w:t xml:space="preserve">Implementation uses plain functions (not a </w:t>
+      </w:r>
       <w:r>
         <w:rPr>
           <w:rFonts w:ascii="Consolas" w:hAnsi="Consolas"/>
-          <w:sz w:val="18"/>
+          <w:sz w:val="20"/>
         </w:rPr>
-        <w:t>@dataclass</w:t>
-        <w:br/>
-        <w:t>class RuleContext:</w:t>
-        <w:br/>
-        <w:t xml:space="preserve">    components: list[dict]</w:t>
-        <w:br/>
-        <w:t xml:space="preserve">    screen_density: float = 2.0</w:t>
-        <w:br/>
-        <w:t xml:space="preserve">    image_path: str | None = None</w:t>
-        <w:br/>
-        <w:br/>
-        <w:t>class Rule(Protocol):</w:t>
-        <w:br/>
-        <w:t xml:space="preserve">    rule_id: str</w:t>
-        <w:br/>
-        <w:t xml:space="preserve">    def evaluate(self, ctx: RuleContext) -&gt; list[ViolationDict]: ...</w:t>
-        <w:br/>
-        <w:br/>
-        <w:t>class RuleEngine:</w:t>
-        <w:br/>
-        <w:t xml:space="preserve">    def __init__(self, rules: list[Rule]): ...</w:t>
-        <w:br/>
-        <w:t xml:space="preserve">    def run(self, components_doc: dict) -&gt; dict: ...</w:t>
+        <w:t>RuleEngine</w:t>
+      </w:r>
+      <w:r>
+        <w:t xml:space="preserve"> class). Entry point </w:t>
+      </w:r>
+      <w:r>
+        <w:rPr>
+          <w:rFonts w:ascii="Consolas" w:hAnsi="Consolas"/>
+          <w:sz w:val="20"/>
+        </w:rPr>
+        <w:t>check()</w:t>
+      </w:r>
+      <w:r>
+        <w:t xml:space="preserve"> filters hidden components (</w:t>
+      </w:r>
+      <w:r>
+        <w:rPr>
+          <w:rFonts w:ascii="Consolas" w:hAnsi="Consolas"/>
+          <w:sz w:val="20"/>
+        </w:rPr>
+        <w:t>visibility</w:t>
+      </w:r>
+      <w:r>
+        <w:t xml:space="preserve">), then chains R01–R30 checkers, reads </w:t>
+      </w:r>
+      <w:r>
+        <w:rPr>
+          <w:rFonts w:ascii="Consolas" w:hAnsi="Consolas"/>
+          <w:sz w:val="20"/>
+        </w:rPr>
+        <w:t>device_info.dpi</w:t>
+      </w:r>
+      <w:r>
+        <w:t xml:space="preserve"> for dp rules (R04, R17, R28), and returns schema-shaped output.</w:t>
       </w:r>
     </w:p>
     <w:p>
@@ -3365,24 +4354,27 @@
         <w:pStyle w:val="ListNumber"/>
       </w:pPr>
       <w:r>
-        <w:t xml:space="preserve">Build </w:t>
+        <w:t xml:space="preserve">Load </w:t>
       </w:r>
       <w:r>
         <w:rPr>
           <w:rFonts w:ascii="Consolas" w:hAnsi="Consolas"/>
           <w:sz w:val="20"/>
         </w:rPr>
-        <w:t>RuleContext</w:t>
-      </w:r>
-      <w:r>
-        <w:t xml:space="preserve"> from </w:t>
+        <w:t>components[]</w:t>
+      </w:r>
+      <w:r>
+        <w:t xml:space="preserve"> and </w:t>
       </w:r>
       <w:r>
         <w:rPr>
           <w:rFonts w:ascii="Consolas" w:hAnsi="Consolas"/>
           <w:sz w:val="20"/>
         </w:rPr>
-        <w:t>components.json</w:t>
+        <w:t>device_info.dpi</w:t>
+      </w:r>
+      <w:r>
+        <w:t xml:space="preserve"> (default 160)</w:t>
       </w:r>
     </w:p>
     <w:p>
@@ -3390,7 +4382,37 @@
         <w:pStyle w:val="ListNumber"/>
       </w:pPr>
       <w:r>
-        <w:t>Run enabled rules (R01–R10 MVP)</w:t>
+        <w:t xml:space="preserve">Drop components with </w:t>
+      </w:r>
+      <w:r>
+        <w:rPr>
+          <w:rFonts w:ascii="Consolas" w:hAnsi="Consolas"/>
+          <w:sz w:val="20"/>
+        </w:rPr>
+        <w:t>visibility=false</w:t>
+      </w:r>
+      <w:r>
+        <w:t xml:space="preserve"> (MASC </w:t>
+      </w:r>
+      <w:r>
+        <w:rPr>
+          <w:rFonts w:ascii="Consolas" w:hAnsi="Consolas"/>
+          <w:sz w:val="20"/>
+        </w:rPr>
+        <w:t>gone</w:t>
+      </w:r>
+      <w:r>
+        <w:t xml:space="preserve"> / </w:t>
+      </w:r>
+      <w:r>
+        <w:rPr>
+          <w:rFonts w:ascii="Consolas" w:hAnsi="Consolas"/>
+          <w:sz w:val="20"/>
+        </w:rPr>
+        <w:t>visible-to-user=False</w:t>
+      </w:r>
+      <w:r>
+        <w:t>)</w:t>
       </w:r>
     </w:p>
     <w:p>
@@ -3398,7 +4420,15 @@
         <w:pStyle w:val="ListNumber"/>
       </w:pPr>
       <w:r>
-        <w:t xml:space="preserve">Denormalize </w:t>
+        <w:t>Run R01–R30 check functions in order</w:t>
+      </w:r>
+    </w:p>
+    <w:p>
+      <w:pPr>
+        <w:pStyle w:val="ListNumber"/>
+      </w:pPr>
+      <w:r>
+        <w:t xml:space="preserve">Each violation includes denormalized </w:t>
       </w:r>
       <w:r>
         <w:rPr>
@@ -3418,7 +4448,17 @@
         <w:t>bounds</w:t>
       </w:r>
       <w:r>
-        <w:t xml:space="preserve"> on each violation</w:t>
+        <w:t xml:space="preserve">; pair rules add </w:t>
+      </w:r>
+      <w:r>
+        <w:rPr>
+          <w:rFonts w:ascii="Consolas" w:hAnsi="Consolas"/>
+          <w:sz w:val="20"/>
+        </w:rPr>
+        <w:t>related_component</w:t>
+      </w:r>
+      <w:r>
+        <w:t xml:space="preserve"> (R03, R08, R17)</w:t>
       </w:r>
     </w:p>
     <w:p>
@@ -3426,32 +4466,7 @@
         <w:pStyle w:val="ListNumber"/>
       </w:pPr>
       <w:r>
-        <w:t xml:space="preserve">Sort by </w:t>
-      </w:r>
-      <w:r>
-        <w:rPr>
-          <w:rFonts w:ascii="Consolas" w:hAnsi="Consolas"/>
-          <w:sz w:val="20"/>
-        </w:rPr>
-        <w:t>(rule_id, component_id)</w:t>
-      </w:r>
-    </w:p>
-    <w:p>
-      <w:pPr>
-        <w:pStyle w:val="ListNumber"/>
-      </w:pPr>
-      <w:r>
-        <w:t xml:space="preserve">Write </w:t>
-      </w:r>
-      <w:r>
-        <w:rPr>
-          <w:rFonts w:ascii="Consolas" w:hAnsi="Consolas"/>
-          <w:sz w:val="20"/>
-        </w:rPr>
-        <w:t>violations.json</w:t>
-      </w:r>
-      <w:r>
-        <w:t xml:space="preserve">; assert </w:t>
+        <w:t xml:space="preserve">Return dict with </w:t>
       </w:r>
       <w:r>
         <w:rPr>
@@ -3460,51 +4475,16 @@
         </w:rPr>
         <w:t>total_violations == len(violations)</w:t>
       </w:r>
+      <w:r>
+        <w:t xml:space="preserve"> plus component/hidden counts</w:t>
+      </w:r>
     </w:p>
     <w:p>
       <w:pPr>
         <w:pStyle w:val="Heading4"/>
       </w:pPr>
       <w:r>
-        <w:t>3.2.3 dp conversion</w:t>
-      </w:r>
-    </w:p>
-    <w:p>
-      <w:pPr>
-        <w:spacing w:before="120" w:after="120"/>
-        <w:ind w:left="360"/>
-      </w:pPr>
-      <w:r>
-        <w:rPr>
-          <w:rFonts w:ascii="Consolas" w:hAnsi="Consolas"/>
-          <w:sz w:val="18"/>
-        </w:rPr>
-        <w:t>width_dp  = (bounds[2] - bounds[0]) / density</w:t>
-        <w:br/>
-        <w:t>height_dp = (bounds[3] - bounds[1]) / density</w:t>
-      </w:r>
-    </w:p>
-    <w:p>
-      <w:r>
-        <w:t xml:space="preserve">Default </w:t>
-      </w:r>
-      <w:r>
-        <w:rPr>
-          <w:rFonts w:ascii="Consolas" w:hAnsi="Consolas"/>
-          <w:sz w:val="20"/>
-        </w:rPr>
-        <w:t>density = 2.0</w:t>
-      </w:r>
-      <w:r>
-        <w:t xml:space="preserve"> when ADB metadata absent.</w:t>
-      </w:r>
-    </w:p>
-    <w:p>
-      <w:pPr>
-        <w:pStyle w:val="Heading4"/>
-      </w:pPr>
-      <w:r>
-        <w:t>3.2.4 Severity mapping (engine → UI)</w:t>
+        <w:t>3.2.3 Rule status (Week 4)</w:t>
       </w:r>
     </w:p>
     <w:tbl>
@@ -3530,6 +4510,197 @@
             </w:pPr>
             <w:r/>
             <w:r>
+              <w:t>Rules</w:t>
+            </w:r>
+          </w:p>
+        </w:tc>
+        <w:tc>
+          <w:tcPr>
+            <w:tcW w:type="dxa" w:w="4680"/>
+            <w:shd w:val="clear" w:color="auto" w:fill="E8F4F1"/>
+          </w:tcPr>
+          <w:p>
+            <w:pPr>
+              <w:spacing w:after="40"/>
+            </w:pPr>
+            <w:r/>
+            <w:r>
+              <w:t>Status</w:t>
+            </w:r>
+          </w:p>
+        </w:tc>
+      </w:tr>
+      <w:tr>
+        <w:tc>
+          <w:tcPr>
+            <w:tcW w:type="dxa" w:w="4680"/>
+          </w:tcPr>
+          <w:p>
+            <w:pPr>
+              <w:spacing w:after="40"/>
+            </w:pPr>
+            <w:r/>
+            <w:r>
+              <w:t>R01–R08, R10–R30</w:t>
+            </w:r>
+          </w:p>
+        </w:tc>
+        <w:tc>
+          <w:tcPr>
+            <w:tcW w:type="dxa" w:w="4680"/>
+          </w:tcPr>
+          <w:p>
+            <w:pPr>
+              <w:spacing w:after="40"/>
+            </w:pPr>
+            <w:r/>
+            <w:r>
+              <w:t>Implemented</w:t>
+            </w:r>
+          </w:p>
+        </w:tc>
+      </w:tr>
+      <w:tr>
+        <w:tc>
+          <w:tcPr>
+            <w:tcW w:type="dxa" w:w="4680"/>
+          </w:tcPr>
+          <w:p>
+            <w:pPr>
+              <w:spacing w:after="40"/>
+            </w:pPr>
+            <w:r/>
+            <w:r>
+              <w:t>R09</w:t>
+            </w:r>
+          </w:p>
+        </w:tc>
+        <w:tc>
+          <w:tcPr>
+            <w:tcW w:type="dxa" w:w="4680"/>
+          </w:tcPr>
+          <w:p>
+            <w:pPr>
+              <w:spacing w:after="40"/>
+            </w:pPr>
+            <w:r/>
+            <w:r>
+              <w:t>Implemented when declared colors present; otherwise inactive</w:t>
+            </w:r>
+          </w:p>
+        </w:tc>
+      </w:tr>
+      <w:tr>
+        <w:tc>
+          <w:tcPr>
+            <w:tcW w:type="dxa" w:w="4680"/>
+          </w:tcPr>
+          <w:p>
+            <w:pPr>
+              <w:spacing w:after="40"/>
+            </w:pPr>
+            <w:r/>
+            <w:r>
+              <w:t>R28</w:t>
+            </w:r>
+          </w:p>
+        </w:tc>
+        <w:tc>
+          <w:tcPr>
+            <w:tcW w:type="dxa" w:w="4680"/>
+          </w:tcPr>
+          <w:p>
+            <w:pPr>
+              <w:spacing w:after="40"/>
+            </w:pPr>
+            <w:r/>
+            <w:r>
+              <w:t>Implemented when declared text size present; otherwise inactive</w:t>
+            </w:r>
+          </w:p>
+        </w:tc>
+      </w:tr>
+    </w:tbl>
+    <w:p/>
+    <w:p>
+      <w:pPr>
+        <w:pStyle w:val="Heading4"/>
+      </w:pPr>
+      <w:r>
+        <w:t>3.2.4 dp conversion</w:t>
+      </w:r>
+    </w:p>
+    <w:p>
+      <w:pPr>
+        <w:spacing w:before="120" w:after="120"/>
+        <w:ind w:left="360"/>
+      </w:pPr>
+      <w:r>
+        <w:rPr>
+          <w:rFonts w:ascii="Consolas" w:hAnsi="Consolas"/>
+          <w:sz w:val="18"/>
+        </w:rPr>
+        <w:t>width_dp  = (bounds[2] - bounds[0]) / density</w:t>
+        <w:br/>
+        <w:t>height_dp = (bounds[3] - bounds[1]) / density</w:t>
+      </w:r>
+    </w:p>
+    <w:p>
+      <w:r>
+        <w:t xml:space="preserve">Default </w:t>
+      </w:r>
+      <w:r>
+        <w:rPr>
+          <w:rFonts w:ascii="Consolas" w:hAnsi="Consolas"/>
+          <w:sz w:val="20"/>
+        </w:rPr>
+        <w:t>dpi = 160</w:t>
+      </w:r>
+      <w:r>
+        <w:t xml:space="preserve"> when </w:t>
+      </w:r>
+      <w:r>
+        <w:rPr>
+          <w:rFonts w:ascii="Consolas" w:hAnsi="Consolas"/>
+          <w:sz w:val="20"/>
+        </w:rPr>
+        <w:t>device_info</w:t>
+      </w:r>
+      <w:r>
+        <w:t xml:space="preserve"> absent (TBD-03).</w:t>
+      </w:r>
+    </w:p>
+    <w:p>
+      <w:pPr>
+        <w:pStyle w:val="Heading4"/>
+      </w:pPr>
+      <w:r>
+        <w:t>3.2.5 Severity mapping (engine → UI)</w:t>
+      </w:r>
+    </w:p>
+    <w:tbl>
+      <w:tblPr>
+        <w:tblStyle w:val="TableGrid"/>
+        <w:tblW w:type="auto" w:w="0"/>
+        <w:tblLayout w:type="autofit"/>
+        <w:tblLook w:firstColumn="1" w:firstRow="1" w:lastColumn="0" w:lastRow="0" w:noHBand="0" w:noVBand="1" w:val="04A0"/>
+      </w:tblPr>
+      <w:tblGrid>
+        <w:gridCol w:w="4680"/>
+        <w:gridCol w:w="4680"/>
+      </w:tblGrid>
+      <w:tr>
+        <w:tc>
+          <w:tcPr>
+            <w:tcW w:type="dxa" w:w="4680"/>
+            <w:shd w:val="clear" w:color="auto" w:fill="E8F4F1"/>
+          </w:tcPr>
+          <w:p>
+            <w:pPr>
+              <w:spacing w:after="40"/>
+            </w:pPr>
+            <w:r/>
+            <w:r>
               <w:t>Engine</w:t>
             </w:r>
           </w:p>
@@ -3689,7 +4860,7 @@
         <w:pStyle w:val="Heading3"/>
       </w:pPr>
       <w:r>
-        <w:t>3.3 Agent module (`src/agent.py` — planned)</w:t>
+        <w:t>3.3 Agent module (`src/agent.py` + `src/explainer.py`)</w:t>
       </w:r>
     </w:p>
     <w:p>
@@ -3709,7 +4880,16 @@
         <w:t>Owner:</w:t>
       </w:r>
       <w:r>
-        <w:t xml:space="preserve"> Noor</w:t>
+        <w:t xml:space="preserve"> Noor / Salar | </w:t>
+      </w:r>
+      <w:r>
+        <w:rPr>
+          <w:b/>
+        </w:rPr>
+        <w:t>Status:</w:t>
+      </w:r>
+      <w:r>
+        <w:t xml:space="preserve"> Done (API-wired Week 4)</w:t>
       </w:r>
     </w:p>
     <w:p>
@@ -3722,17 +4902,22 @@
           <w:rFonts w:ascii="Consolas" w:hAnsi="Consolas"/>
           <w:sz w:val="18"/>
         </w:rPr>
+        <w:t>def build_audit_report(</w:t>
+        <w:br/>
+        <w:t xml:space="preserve">    violations_doc: dict,</w:t>
+        <w:br/>
+        <w:t xml:space="preserve">    components_doc: dict | None = None,</w:t>
+        <w:br/>
+        <w:t xml:space="preserve">    *,</w:t>
+        <w:br/>
+        <w:t xml:space="preserve">    use_llm: bool | None = None,</w:t>
+        <w:br/>
+        <w:t>) -&gt; dict: ...</w:t>
+        <w:br/>
+        <w:br/>
         <w:t>class AgenticEnricher:</w:t>
         <w:br/>
-        <w:t xml:space="preserve">    def enrich(</w:t>
-        <w:br/>
-        <w:t xml:space="preserve">        self,</w:t>
-        <w:br/>
-        <w:t xml:space="preserve">        violations_doc: dict,</w:t>
-        <w:br/>
-        <w:t xml:space="preserve">        components_doc: dict,</w:t>
-        <w:br/>
-        <w:t xml:space="preserve">    ) -&gt; dict: ...</w:t>
+        <w:t xml:space="preserve">    def enrich(self, violations_doc: dict, components_doc: dict | None = None) -&gt; dict: ...</w:t>
       </w:r>
     </w:p>
     <w:p>
@@ -3740,7 +4925,44 @@
         <w:pStyle w:val="ListBullet"/>
       </w:pPr>
       <w:r>
-        <w:t>One LLM call per violation (MVP)</w:t>
+        <w:rPr>
+          <w:rFonts w:ascii="Consolas" w:hAnsi="Consolas"/>
+          <w:sz w:val="20"/>
+        </w:rPr>
+        <w:t>build_audit_report()</w:t>
+      </w:r>
+      <w:r>
+        <w:t xml:space="preserve"> produces </w:t>
+      </w:r>
+      <w:r>
+        <w:rPr>
+          <w:rFonts w:ascii="Consolas" w:hAnsi="Consolas"/>
+          <w:sz w:val="20"/>
+        </w:rPr>
+        <w:t>report.json</w:t>
+      </w:r>
+      <w:r>
+        <w:t xml:space="preserve"> with </w:t>
+      </w:r>
+      <w:r>
+        <w:rPr>
+          <w:rFonts w:ascii="Consolas" w:hAnsi="Consolas"/>
+          <w:sz w:val="20"/>
+        </w:rPr>
+        <w:t>accessibility_score</w:t>
+      </w:r>
+      <w:r>
+        <w:t xml:space="preserve">, </w:t>
+      </w:r>
+      <w:r>
+        <w:rPr>
+          <w:rFonts w:ascii="Consolas" w:hAnsi="Consolas"/>
+          <w:sz w:val="20"/>
+        </w:rPr>
+        <w:t>summary</w:t>
+      </w:r>
+      <w:r>
+        <w:t>, and per-violation agent fields</w:t>
       </w:r>
     </w:p>
     <w:p>
@@ -3748,34 +4970,27 @@
         <w:pStyle w:val="ListBullet"/>
       </w:pPr>
       <w:r>
-        <w:t xml:space="preserve">JSON response: </w:t>
+        <w:t xml:space="preserve">Live path: </w:t>
       </w:r>
       <w:r>
         <w:rPr>
           <w:rFonts w:ascii="Consolas" w:hAnsi="Consolas"/>
           <w:sz w:val="20"/>
         </w:rPr>
-        <w:t>agent_explanation</w:t>
-      </w:r>
-      <w:r>
-        <w:t xml:space="preserve">, </w:t>
+        <w:t>src/explainer.py</w:t>
+      </w:r>
+      <w:r>
+        <w:t xml:space="preserve"> → </w:t>
       </w:r>
       <w:r>
         <w:rPr>
           <w:rFonts w:ascii="Consolas" w:hAnsi="Consolas"/>
           <w:sz w:val="20"/>
         </w:rPr>
-        <w:t>agent_why_it_matters</w:t>
-      </w:r>
-      <w:r>
-        <w:t xml:space="preserve">, </w:t>
-      </w:r>
-      <w:r>
-        <w:rPr>
-          <w:rFonts w:ascii="Consolas" w:hAnsi="Consolas"/>
-          <w:sz w:val="20"/>
-        </w:rPr>
-        <w:t>agent_developer_fix</w:t>
+        <w:t>src/llm_providers.py</w:t>
+      </w:r>
+      <w:r>
+        <w:t xml:space="preserve"> (Anthropic / OpenAI / Gemini / Groq), batched, anti-hallucination match</w:t>
       </w:r>
     </w:p>
     <w:p>
@@ -3783,7 +4998,42 @@
         <w:pStyle w:val="ListBullet"/>
       </w:pPr>
       <w:r>
-        <w:t>Fallback template on timeout</w:t>
+        <w:t xml:space="preserve">Fallback: template enrichment when no API key or </w:t>
+      </w:r>
+      <w:r>
+        <w:rPr>
+          <w:rFonts w:ascii="Consolas" w:hAnsi="Consolas"/>
+          <w:sz w:val="20"/>
+        </w:rPr>
+        <w:t>use_llm=false</w:t>
+      </w:r>
+      <w:r>
+        <w:t xml:space="preserve"> (FR-AG.6)</w:t>
+      </w:r>
+    </w:p>
+    <w:p>
+      <w:pPr>
+        <w:pStyle w:val="ListBullet"/>
+      </w:pPr>
+      <w:r>
+        <w:t xml:space="preserve">Wired in </w:t>
+      </w:r>
+      <w:r>
+        <w:rPr>
+          <w:rFonts w:ascii="Consolas" w:hAnsi="Consolas"/>
+          <w:sz w:val="20"/>
+        </w:rPr>
+        <w:t>backend/routers/audit.py</w:t>
+      </w:r>
+      <w:r>
+        <w:t xml:space="preserve"> → </w:t>
+      </w:r>
+      <w:r>
+        <w:rPr>
+          <w:rFonts w:ascii="Consolas" w:hAnsi="Consolas"/>
+          <w:sz w:val="20"/>
+        </w:rPr>
+        <w:t>GET /api/v1/audit/{id}/report</w:t>
       </w:r>
     </w:p>
     <w:p>
@@ -4427,7 +5677,7 @@
         <w:rPr>
           <w:b/>
         </w:rPr>
-        <w:t>Component:</w:t>
+        <w:t>Component (required):</w:t>
       </w:r>
       <w:r>
         <w:t xml:space="preserve"> </w:t>
@@ -4518,6 +5768,202 @@
           <w:sz w:val="20"/>
         </w:rPr>
         <w:t>bounds[4]</w:t>
+      </w:r>
+    </w:p>
+    <w:p>
+      <w:r>
+        <w:rPr>
+          <w:b/>
+        </w:rPr>
+        <w:t>Component (optional, R13–R20):</w:t>
+      </w:r>
+      <w:r>
+        <w:t xml:space="preserve"> </w:t>
+      </w:r>
+      <w:r>
+        <w:rPr>
+          <w:rFonts w:ascii="Consolas" w:hAnsi="Consolas"/>
+          <w:sz w:val="20"/>
+        </w:rPr>
+        <w:t>hint</w:t>
+      </w:r>
+      <w:r>
+        <w:t xml:space="preserve">, </w:t>
+      </w:r>
+      <w:r>
+        <w:rPr>
+          <w:rFonts w:ascii="Consolas" w:hAnsi="Consolas"/>
+          <w:sz w:val="20"/>
+        </w:rPr>
+        <w:t>focus_order</w:t>
+      </w:r>
+      <w:r>
+        <w:t xml:space="preserve">, </w:t>
+      </w:r>
+      <w:r>
+        <w:rPr>
+          <w:rFonts w:ascii="Consolas" w:hAnsi="Consolas"/>
+          <w:sz w:val="20"/>
+        </w:rPr>
+        <w:t>parent_id</w:t>
+      </w:r>
+      <w:r>
+        <w:t xml:space="preserve">, </w:t>
+      </w:r>
+      <w:r>
+        <w:rPr>
+          <w:rFonts w:ascii="Consolas" w:hAnsi="Consolas"/>
+          <w:sz w:val="20"/>
+        </w:rPr>
+        <w:t>long_clickable</w:t>
+      </w:r>
+      <w:r>
+        <w:t xml:space="preserve">, </w:t>
+      </w:r>
+      <w:r>
+        <w:rPr>
+          <w:rFonts w:ascii="Consolas" w:hAnsi="Consolas"/>
+          <w:sz w:val="20"/>
+        </w:rPr>
+        <w:t>scrollable</w:t>
+      </w:r>
+      <w:r>
+        <w:t xml:space="preserve">, </w:t>
+      </w:r>
+      <w:r>
+        <w:rPr>
+          <w:rFonts w:ascii="Consolas" w:hAnsi="Consolas"/>
+          <w:sz w:val="20"/>
+        </w:rPr>
+        <w:t>selected</w:t>
+      </w:r>
+      <w:r>
+        <w:t xml:space="preserve">, </w:t>
+      </w:r>
+      <w:r>
+        <w:rPr>
+          <w:rFonts w:ascii="Consolas" w:hAnsi="Consolas"/>
+          <w:sz w:val="20"/>
+        </w:rPr>
+        <w:t>checked</w:t>
+      </w:r>
+      <w:r>
+        <w:t xml:space="preserve">, </w:t>
+      </w:r>
+      <w:r>
+        <w:rPr>
+          <w:rFonts w:ascii="Consolas" w:hAnsi="Consolas"/>
+          <w:sz w:val="20"/>
+        </w:rPr>
+        <w:t>password</w:t>
+      </w:r>
+      <w:r>
+        <w:t xml:space="preserve">, </w:t>
+      </w:r>
+      <w:r>
+        <w:rPr>
+          <w:rFonts w:ascii="Consolas" w:hAnsi="Consolas"/>
+          <w:sz w:val="20"/>
+        </w:rPr>
+        <w:t>text_all_caps</w:t>
+      </w:r>
+      <w:r>
+        <w:t xml:space="preserve">, </w:t>
+      </w:r>
+      <w:r>
+        <w:rPr>
+          <w:rFonts w:ascii="Consolas" w:hAnsi="Consolas"/>
+          <w:sz w:val="20"/>
+        </w:rPr>
+        <w:t>input_type</w:t>
+      </w:r>
+      <w:r>
+        <w:t xml:space="preserve">, </w:t>
+      </w:r>
+      <w:r>
+        <w:rPr>
+          <w:rFonts w:ascii="Consolas" w:hAnsi="Consolas"/>
+          <w:sz w:val="20"/>
+        </w:rPr>
+        <w:t>important_for_accessibility</w:t>
+      </w:r>
+      <w:r>
+        <w:t xml:space="preserve">, </w:t>
+      </w:r>
+      <w:r>
+        <w:rPr>
+          <w:rFonts w:ascii="Consolas" w:hAnsi="Consolas"/>
+          <w:sz w:val="20"/>
+        </w:rPr>
+        <w:t>media_type</w:t>
+      </w:r>
+      <w:r>
+        <w:t xml:space="preserve">, </w:t>
+      </w:r>
+      <w:r>
+        <w:rPr>
+          <w:rFonts w:ascii="Consolas" w:hAnsi="Consolas"/>
+          <w:sz w:val="20"/>
+        </w:rPr>
+        <w:t>is_dialog</w:t>
+      </w:r>
+      <w:r>
+        <w:t xml:space="preserve">, </w:t>
+      </w:r>
+      <w:r>
+        <w:rPr>
+          <w:rFonts w:ascii="Consolas" w:hAnsi="Consolas"/>
+          <w:sz w:val="20"/>
+        </w:rPr>
+        <w:t>label_for</w:t>
+      </w:r>
+    </w:p>
+    <w:p>
+      <w:r>
+        <w:rPr>
+          <w:b/>
+        </w:rPr>
+        <w:t>Screen:</w:t>
+      </w:r>
+      <w:r>
+        <w:t xml:space="preserve"> optional </w:t>
+      </w:r>
+      <w:r>
+        <w:rPr>
+          <w:rFonts w:ascii="Consolas" w:hAnsi="Consolas"/>
+          <w:sz w:val="20"/>
+        </w:rPr>
+        <w:t>device_info</w:t>
+      </w:r>
+      <w:r>
+        <w:t xml:space="preserve"> with </w:t>
+      </w:r>
+      <w:r>
+        <w:rPr>
+          <w:rFonts w:ascii="Consolas" w:hAnsi="Consolas"/>
+          <w:sz w:val="20"/>
+        </w:rPr>
+        <w:t>dpi</w:t>
+      </w:r>
+      <w:r>
+        <w:t xml:space="preserve">, </w:t>
+      </w:r>
+      <w:r>
+        <w:rPr>
+          <w:rFonts w:ascii="Consolas" w:hAnsi="Consolas"/>
+          <w:sz w:val="20"/>
+        </w:rPr>
+        <w:t>width_px</w:t>
+      </w:r>
+      <w:r>
+        <w:t xml:space="preserve">, </w:t>
+      </w:r>
+      <w:r>
+        <w:rPr>
+          <w:rFonts w:ascii="Consolas" w:hAnsi="Consolas"/>
+          <w:sz w:val="20"/>
+        </w:rPr>
+        <w:t>height_px</w:t>
       </w:r>
     </w:p>
     <w:p>
@@ -5414,12 +6860,248 @@
           <w:rFonts w:ascii="Consolas" w:hAnsi="Consolas"/>
           <w:sz w:val="18"/>
         </w:rPr>
-        <w:t>python scripts/validate_output.py path/to/artifact.json</w:t>
+        <w:t>python test_run.py --dataset masc          # batch parse + rules → parsed/ + outputs/violations/</w:t>
+        <w:br/>
+        <w:t>python scripts/validate_output.py          # JSON Schema spot-check</w:t>
+        <w:br/>
+        <w:t>python scripts/masc_parse_signoff.py       # train/val/test parse sign-off + R13–R20 counts</w:t>
+        <w:br/>
+        <w:t>python scripts/noor_week3_validate.py      # full pipeline: re-parse, pytest, API smoke, MASC scan</w:t>
       </w:r>
     </w:p>
     <w:p>
       <w:r>
-        <w:t>Run after each pipeline stage.</w:t>
+        <w:t>MASC artefacts:</w:t>
+      </w:r>
+    </w:p>
+    <w:tbl>
+      <w:tblPr>
+        <w:tblStyle w:val="TableGrid"/>
+        <w:tblW w:type="auto" w:w="0"/>
+        <w:tblLayout w:type="autofit"/>
+        <w:tblLook w:firstColumn="1" w:firstRow="1" w:lastColumn="0" w:lastRow="0" w:noHBand="0" w:noVBand="1" w:val="04A0"/>
+      </w:tblPr>
+      <w:tblGrid>
+        <w:gridCol w:w="4680"/>
+        <w:gridCol w:w="4680"/>
+      </w:tblGrid>
+      <w:tr>
+        <w:tc>
+          <w:tcPr>
+            <w:tcW w:type="dxa" w:w="4680"/>
+            <w:shd w:val="clear" w:color="auto" w:fill="E8F4F1"/>
+          </w:tcPr>
+          <w:p>
+            <w:pPr>
+              <w:spacing w:after="40"/>
+            </w:pPr>
+            <w:r/>
+            <w:r>
+              <w:t>Path</w:t>
+            </w:r>
+          </w:p>
+        </w:tc>
+        <w:tc>
+          <w:tcPr>
+            <w:tcW w:type="dxa" w:w="4680"/>
+            <w:shd w:val="clear" w:color="auto" w:fill="E8F4F1"/>
+          </w:tcPr>
+          <w:p>
+            <w:pPr>
+              <w:spacing w:after="40"/>
+            </w:pPr>
+            <w:r/>
+            <w:r>
+              <w:t>Purpose</w:t>
+            </w:r>
+          </w:p>
+        </w:tc>
+      </w:tr>
+      <w:tr>
+        <w:tc>
+          <w:tcPr>
+            <w:tcW w:type="dxa" w:w="4680"/>
+          </w:tcPr>
+          <w:p>
+            <w:pPr>
+              <w:spacing w:after="40"/>
+            </w:pPr>
+            <w:r/>
+            <w:r>
+              <w:rPr>
+                <w:rFonts w:ascii="Consolas" w:hAnsi="Consolas"/>
+                <w:sz w:val="20"/>
+              </w:rPr>
+              <w:t>data/data-masc/parsed/*_components.json</w:t>
+            </w:r>
+          </w:p>
+        </w:tc>
+        <w:tc>
+          <w:tcPr>
+            <w:tcW w:type="dxa" w:w="4680"/>
+          </w:tcPr>
+          <w:p>
+            <w:pPr>
+              <w:spacing w:after="40"/>
+            </w:pPr>
+            <w:r/>
+            <w:r>
+              <w:t>Re-parsed components (all categories)</w:t>
+            </w:r>
+          </w:p>
+        </w:tc>
+      </w:tr>
+      <w:tr>
+        <w:tc>
+          <w:tcPr>
+            <w:tcW w:type="dxa" w:w="4680"/>
+          </w:tcPr>
+          <w:p>
+            <w:pPr>
+              <w:spacing w:after="40"/>
+            </w:pPr>
+            <w:r/>
+            <w:r>
+              <w:rPr>
+                <w:rFonts w:ascii="Consolas" w:hAnsi="Consolas"/>
+                <w:sz w:val="20"/>
+              </w:rPr>
+              <w:t>data/data-masc/parsed/batch_parse_masc_full.log</w:t>
+            </w:r>
+          </w:p>
+        </w:tc>
+        <w:tc>
+          <w:tcPr>
+            <w:tcW w:type="dxa" w:w="4680"/>
+          </w:tcPr>
+          <w:p>
+            <w:pPr>
+              <w:spacing w:after="40"/>
+            </w:pPr>
+            <w:r/>
+            <w:r>
+              <w:t>Full batch parse terminal log</w:t>
+            </w:r>
+          </w:p>
+        </w:tc>
+      </w:tr>
+      <w:tr>
+        <w:tc>
+          <w:tcPr>
+            <w:tcW w:type="dxa" w:w="4680"/>
+          </w:tcPr>
+          <w:p>
+            <w:pPr>
+              <w:spacing w:after="40"/>
+            </w:pPr>
+            <w:r/>
+            <w:r>
+              <w:rPr>
+                <w:rFonts w:ascii="Consolas" w:hAnsi="Consolas"/>
+                <w:sz w:val="20"/>
+              </w:rPr>
+              <w:t>data/data-masc/parsed/masc_parse_signoff_report.json</w:t>
+            </w:r>
+          </w:p>
+        </w:tc>
+        <w:tc>
+          <w:tcPr>
+            <w:tcW w:type="dxa" w:w="4680"/>
+          </w:tcPr>
+          <w:p>
+            <w:pPr>
+              <w:spacing w:after="40"/>
+            </w:pPr>
+            <w:r/>
+            <w:r>
+              <w:t>Parse sign-off + R01–R20 aggregate counts</w:t>
+            </w:r>
+          </w:p>
+        </w:tc>
+      </w:tr>
+      <w:tr>
+        <w:tc>
+          <w:tcPr>
+            <w:tcW w:type="dxa" w:w="4680"/>
+          </w:tcPr>
+          <w:p>
+            <w:pPr>
+              <w:spacing w:after="40"/>
+            </w:pPr>
+            <w:r/>
+            <w:r>
+              <w:rPr>
+                <w:rFonts w:ascii="Consolas" w:hAnsi="Consolas"/>
+                <w:sz w:val="20"/>
+              </w:rPr>
+              <w:t>outputs/violations/*_violations.json</w:t>
+            </w:r>
+          </w:p>
+        </w:tc>
+        <w:tc>
+          <w:tcPr>
+            <w:tcW w:type="dxa" w:w="4680"/>
+          </w:tcPr>
+          <w:p>
+            <w:pPr>
+              <w:spacing w:after="40"/>
+            </w:pPr>
+            <w:r/>
+            <w:r>
+              <w:t>Per-screen rule output</w:t>
+            </w:r>
+          </w:p>
+        </w:tc>
+      </w:tr>
+      <w:tr>
+        <w:tc>
+          <w:tcPr>
+            <w:tcW w:type="dxa" w:w="4680"/>
+          </w:tcPr>
+          <w:p>
+            <w:pPr>
+              <w:spacing w:after="40"/>
+            </w:pPr>
+            <w:r/>
+            <w:r>
+              <w:rPr>
+                <w:rFonts w:ascii="Consolas" w:hAnsi="Consolas"/>
+                <w:sz w:val="20"/>
+              </w:rPr>
+              <w:t>outputs/validation_logs/noor_week3_validation_log.txt</w:t>
+            </w:r>
+          </w:p>
+        </w:tc>
+        <w:tc>
+          <w:tcPr>
+            <w:tcW w:type="dxa" w:w="4680"/>
+          </w:tcPr>
+          <w:p>
+            <w:pPr>
+              <w:spacing w:after="40"/>
+            </w:pPr>
+            <w:r/>
+            <w:r>
+              <w:t>Noor validation run log (appended)</w:t>
+            </w:r>
+          </w:p>
+        </w:tc>
+      </w:tr>
+    </w:tbl>
+    <w:p/>
+    <w:p>
+      <w:r>
+        <w:t xml:space="preserve">Run after each pipeline stage or via </w:t>
+      </w:r>
+      <w:r>
+        <w:rPr>
+          <w:rFonts w:ascii="Consolas" w:hAnsi="Consolas"/>
+          <w:sz w:val="20"/>
+        </w:rPr>
+        <w:t>python scripts/noor_week3_validate.py</w:t>
+      </w:r>
+      <w:r>
+        <w:t>.</w:t>
       </w:r>
     </w:p>
     <w:p>
@@ -5961,7 +7643,27 @@
             </w:pPr>
             <w:r/>
             <w:r>
-              <w:t>Upload screenshot + XML; start pipeline</w:t>
+              <w:t xml:space="preserve">Upload XML (multipart field </w:t>
+            </w:r>
+            <w:r>
+              <w:rPr>
+                <w:rFonts w:ascii="Consolas" w:hAnsi="Consolas"/>
+                <w:sz w:val="20"/>
+              </w:rPr>
+              <w:t>xml</w:t>
+            </w:r>
+            <w:r>
+              <w:t xml:space="preserve">); optional </w:t>
+            </w:r>
+            <w:r>
+              <w:rPr>
+                <w:rFonts w:ascii="Consolas" w:hAnsi="Consolas"/>
+                <w:sz w:val="20"/>
+              </w:rPr>
+              <w:t>use_llm</w:t>
+            </w:r>
+            <w:r>
+              <w:t xml:space="preserve"> query; start pipeline</w:t>
             </w:r>
           </w:p>
         </w:tc>
@@ -6020,7 +7722,57 @@
             </w:pPr>
             <w:r/>
             <w:r>
-              <w:t>Pipeline status</w:t>
+              <w:t>Pipeline status (</w:t>
+            </w:r>
+            <w:r>
+              <w:rPr>
+                <w:rFonts w:ascii="Consolas" w:hAnsi="Consolas"/>
+                <w:sz w:val="20"/>
+              </w:rPr>
+              <w:t>pending</w:t>
+            </w:r>
+            <w:r>
+              <w:t xml:space="preserve"> → </w:t>
+            </w:r>
+            <w:r>
+              <w:rPr>
+                <w:rFonts w:ascii="Consolas" w:hAnsi="Consolas"/>
+                <w:sz w:val="20"/>
+              </w:rPr>
+              <w:t>parsing</w:t>
+            </w:r>
+            <w:r>
+              <w:t xml:space="preserve"> → </w:t>
+            </w:r>
+            <w:r>
+              <w:rPr>
+                <w:rFonts w:ascii="Consolas" w:hAnsi="Consolas"/>
+                <w:sz w:val="20"/>
+              </w:rPr>
+              <w:t>checking</w:t>
+            </w:r>
+            <w:r>
+              <w:t xml:space="preserve"> → </w:t>
+            </w:r>
+            <w:r>
+              <w:rPr>
+                <w:rFonts w:ascii="Consolas" w:hAnsi="Consolas"/>
+                <w:sz w:val="20"/>
+              </w:rPr>
+              <w:t>explaining</w:t>
+            </w:r>
+            <w:r>
+              <w:t xml:space="preserve"> → </w:t>
+            </w:r>
+            <w:r>
+              <w:rPr>
+                <w:rFonts w:ascii="Consolas" w:hAnsi="Consolas"/>
+                <w:sz w:val="20"/>
+              </w:rPr>
+              <w:t>complete</w:t>
+            </w:r>
+            <w:r>
+              <w:t>)</w:t>
             </w:r>
           </w:p>
         </w:tc>
@@ -6079,7 +7831,16 @@
             </w:pPr>
             <w:r/>
             <w:r>
-              <w:t>Violations JSON</w:t>
+              <w:t>Violations JSON (</w:t>
+            </w:r>
+            <w:r>
+              <w:rPr>
+                <w:b/>
+              </w:rPr>
+              <w:t>implemented</w:t>
+            </w:r>
+            <w:r>
+              <w:t>)</w:t>
             </w:r>
           </w:p>
         </w:tc>
@@ -6138,7 +7899,16 @@
             </w:pPr>
             <w:r/>
             <w:r>
-              <w:t>Report JSON</w:t>
+              <w:t>Report JSON with score + agent fields (</w:t>
+            </w:r>
+            <w:r>
+              <w:rPr>
+                <w:b/>
+              </w:rPr>
+              <w:t>implemented</w:t>
+            </w:r>
+            <w:r>
+              <w:t xml:space="preserve"> Week 4)</w:t>
             </w:r>
           </w:p>
         </w:tc>
@@ -6219,7 +7989,16 @@
             </w:pPr>
             <w:r/>
             <w:r>
-              <w:t>File download</w:t>
+              <w:t>File download (</w:t>
+            </w:r>
+            <w:r>
+              <w:rPr>
+                <w:b/>
+              </w:rPr>
+              <w:t>planned</w:t>
+            </w:r>
+            <w:r>
+              <w:t xml:space="preserve"> Week 5)</w:t>
             </w:r>
           </w:p>
         </w:tc>
@@ -7042,6 +8821,284 @@
     <w:p>
       <w:r>
         <w:t>Heuristic: TextView height &lt; estimated text height (MVP: height &lt; 24px with non-empty text).</w:t>
+      </w:r>
+    </w:p>
+    <w:p>
+      <w:pPr>
+        <w:pStyle w:val="Heading3"/>
+      </w:pPr>
+      <w:r>
+        <w:t>6.12 R11 — Color-only information (stub)</w:t>
+      </w:r>
+    </w:p>
+    <w:p>
+      <w:r>
+        <w:rPr>
+          <w:rFonts w:ascii="Consolas" w:hAnsi="Consolas"/>
+          <w:sz w:val="20"/>
+        </w:rPr>
+        <w:t>check_color_only_info()</w:t>
+      </w:r>
+      <w:r>
+        <w:t xml:space="preserve"> returns </w:t>
+      </w:r>
+      <w:r>
+        <w:rPr>
+          <w:rFonts w:ascii="Consolas" w:hAnsi="Consolas"/>
+          <w:sz w:val="20"/>
+        </w:rPr>
+        <w:t>[]</w:t>
+      </w:r>
+      <w:r>
+        <w:t xml:space="preserve"> until before/after snapshots or screenshot colour diff is available.</w:t>
+      </w:r>
+    </w:p>
+    <w:p>
+      <w:pPr>
+        <w:pStyle w:val="Heading3"/>
+      </w:pPr>
+      <w:r>
+        <w:t>6.13 R12 — Missing captions</w:t>
+      </w:r>
+    </w:p>
+    <w:p>
+      <w:r>
+        <w:rPr>
+          <w:rFonts w:ascii="Consolas" w:hAnsi="Consolas"/>
+          <w:sz w:val="20"/>
+        </w:rPr>
+        <w:t>media_type in (video, audio)</w:t>
+      </w:r>
+      <w:r>
+        <w:t xml:space="preserve"> and no nearby caption/subtitle token in sibling text.</w:t>
+      </w:r>
+    </w:p>
+    <w:p>
+      <w:pPr>
+        <w:pStyle w:val="Heading3"/>
+      </w:pPr>
+      <w:r>
+        <w:t>6.14 R13 — Audio without transcript</w:t>
+      </w:r>
+    </w:p>
+    <w:p>
+      <w:r>
+        <w:rPr>
+          <w:rFonts w:ascii="Consolas" w:hAnsi="Consolas"/>
+          <w:sz w:val="20"/>
+        </w:rPr>
+        <w:t>media_type == audio</w:t>
+      </w:r>
+      <w:r>
+        <w:t xml:space="preserve"> and no transcript/caption affordance nearby.</w:t>
+      </w:r>
+    </w:p>
+    <w:p>
+      <w:pPr>
+        <w:pStyle w:val="Heading3"/>
+      </w:pPr>
+      <w:r>
+        <w:t>6.15 R14 — Audio-only notification</w:t>
+      </w:r>
+    </w:p>
+    <w:p>
+      <w:r>
+        <w:t>Notification-style text with no visible icon/banner nearby.</w:t>
+      </w:r>
+    </w:p>
+    <w:p>
+      <w:pPr>
+        <w:pStyle w:val="Heading3"/>
+      </w:pPr>
+      <w:r>
+        <w:t>6.16 R15 — Bad focus order</w:t>
+      </w:r>
+    </w:p>
+    <w:p>
+      <w:r>
+        <w:t xml:space="preserve">Focusable components: </w:t>
+      </w:r>
+      <w:r>
+        <w:rPr>
+          <w:rFonts w:ascii="Consolas" w:hAnsi="Consolas"/>
+          <w:sz w:val="20"/>
+        </w:rPr>
+        <w:t>focus_order</w:t>
+      </w:r>
+      <w:r>
+        <w:t xml:space="preserve"> traversal disagrees with top-to-bottom </w:t>
+      </w:r>
+      <w:r>
+        <w:rPr>
+          <w:rFonts w:ascii="Consolas" w:hAnsi="Consolas"/>
+          <w:sz w:val="20"/>
+        </w:rPr>
+        <w:t>bounds</w:t>
+      </w:r>
+      <w:r>
+        <w:t xml:space="preserve"> order.</w:t>
+      </w:r>
+    </w:p>
+    <w:p>
+      <w:pPr>
+        <w:pStyle w:val="Heading3"/>
+      </w:pPr>
+      <w:r>
+        <w:t>6.17 R16 — Decorative in focus tree</w:t>
+      </w:r>
+    </w:p>
+    <w:p>
+      <w:r>
+        <w:t xml:space="preserve">Likely decorative </w:t>
+      </w:r>
+      <w:r>
+        <w:rPr>
+          <w:rFonts w:ascii="Consolas" w:hAnsi="Consolas"/>
+          <w:sz w:val="20"/>
+        </w:rPr>
+        <w:t>ImageView</w:t>
+      </w:r>
+      <w:r>
+        <w:t xml:space="preserve"> (no text/desc) remains </w:t>
+      </w:r>
+      <w:r>
+        <w:rPr>
+          <w:rFonts w:ascii="Consolas" w:hAnsi="Consolas"/>
+          <w:sz w:val="20"/>
+        </w:rPr>
+        <w:t>focusable</w:t>
+      </w:r>
+      <w:r>
+        <w:t>.</w:t>
+      </w:r>
+    </w:p>
+    <w:p>
+      <w:pPr>
+        <w:pStyle w:val="Heading3"/>
+      </w:pPr>
+      <w:r>
+        <w:t>6.18 R17 — Insufficient spacing</w:t>
+      </w:r>
+    </w:p>
+    <w:p>
+      <w:r>
+        <w:t xml:space="preserve">Adjacent clickables with edge gap </w:t>
+      </w:r>
+      <w:r>
+        <w:rPr>
+          <w:rFonts w:ascii="Consolas" w:hAnsi="Consolas"/>
+          <w:sz w:val="20"/>
+        </w:rPr>
+        <w:t>&lt; 8dp</w:t>
+      </w:r>
+      <w:r>
+        <w:t xml:space="preserve">; emit </w:t>
+      </w:r>
+      <w:r>
+        <w:rPr>
+          <w:rFonts w:ascii="Consolas" w:hAnsi="Consolas"/>
+          <w:sz w:val="20"/>
+        </w:rPr>
+        <w:t>related_component</w:t>
+      </w:r>
+      <w:r>
+        <w:t xml:space="preserve"> for the paired control.</w:t>
+      </w:r>
+    </w:p>
+    <w:p>
+      <w:pPr>
+        <w:pStyle w:val="Heading3"/>
+      </w:pPr>
+      <w:r>
+        <w:t>6.19 R18 — Multi-gesture only</w:t>
+      </w:r>
+    </w:p>
+    <w:p>
+      <w:r>
+        <w:t>Text/content describes pinch/zoom/multi-touch-only interaction without single-finger alternative.</w:t>
+      </w:r>
+    </w:p>
+    <w:p>
+      <w:pPr>
+        <w:pStyle w:val="Heading3"/>
+      </w:pPr>
+      <w:r>
+        <w:t>6.20 R19 — Destructive without confirmation</w:t>
+      </w:r>
+    </w:p>
+    <w:p>
+      <w:r>
+        <w:t xml:space="preserve">Clickable destructive token (delete/remove) and no </w:t>
+      </w:r>
+      <w:r>
+        <w:rPr>
+          <w:rFonts w:ascii="Consolas" w:hAnsi="Consolas"/>
+          <w:sz w:val="20"/>
+        </w:rPr>
+        <w:t>is_dialog</w:t>
+      </w:r>
+      <w:r>
+        <w:t xml:space="preserve"> / confirm text on screen.</w:t>
+      </w:r>
+    </w:p>
+    <w:p>
+      <w:pPr>
+        <w:pStyle w:val="Heading3"/>
+      </w:pPr>
+      <w:r>
+        <w:t>6.21 R20 — Hint-only label</w:t>
+      </w:r>
+    </w:p>
+    <w:p>
+      <w:r>
+        <w:rPr>
+          <w:rFonts w:ascii="Consolas" w:hAnsi="Consolas"/>
+          <w:sz w:val="20"/>
+        </w:rPr>
+        <w:t>EditText</w:t>
+      </w:r>
+      <w:r>
+        <w:t xml:space="preserve"> with </w:t>
+      </w:r>
+      <w:r>
+        <w:rPr>
+          <w:rFonts w:ascii="Consolas" w:hAnsi="Consolas"/>
+          <w:sz w:val="20"/>
+        </w:rPr>
+        <w:t>hint</w:t>
+      </w:r>
+      <w:r>
+        <w:t xml:space="preserve"> but no </w:t>
+      </w:r>
+      <w:r>
+        <w:rPr>
+          <w:rFonts w:ascii="Consolas" w:hAnsi="Consolas"/>
+          <w:sz w:val="20"/>
+        </w:rPr>
+        <w:t>text</w:t>
+      </w:r>
+      <w:r>
+        <w:t xml:space="preserve">, </w:t>
+      </w:r>
+      <w:r>
+        <w:rPr>
+          <w:rFonts w:ascii="Consolas" w:hAnsi="Consolas"/>
+          <w:sz w:val="20"/>
+        </w:rPr>
+        <w:t>content_desc</w:t>
+      </w:r>
+      <w:r>
+        <w:t xml:space="preserve">, </w:t>
+      </w:r>
+      <w:r>
+        <w:rPr>
+          <w:rFonts w:ascii="Consolas" w:hAnsi="Consolas"/>
+          <w:sz w:val="20"/>
+        </w:rPr>
+        <w:t>label_for</w:t>
+      </w:r>
+      <w:r>
+        <w:t>, or nearby label TextView.</w:t>
       </w:r>
     </w:p>
     <w:p>
@@ -10029,7 +12086,7 @@
             </w:pPr>
             <w:r/>
             <w:r>
-              <w:t>Parser bounds, R01–R05</w:t>
+              <w:t>Parser (incl. MASC wrappers), R01–R20</w:t>
             </w:r>
           </w:p>
         </w:tc>
@@ -10077,7 +12134,24 @@
             </w:pPr>
             <w:r/>
             <w:r>
-              <w:t>All JSON artefacts</w:t>
+              <w:rPr>
+                <w:rFonts w:ascii="Consolas" w:hAnsi="Consolas"/>
+                <w:sz w:val="20"/>
+              </w:rPr>
+              <w:t>components.json</w:t>
+            </w:r>
+            <w:r>
+              <w:t xml:space="preserve"> / </w:t>
+            </w:r>
+            <w:r>
+              <w:rPr>
+                <w:rFonts w:ascii="Consolas" w:hAnsi="Consolas"/>
+                <w:sz w:val="20"/>
+              </w:rPr>
+              <w:t>violations.json</w:t>
+            </w:r>
+            <w:r>
+              <w:t xml:space="preserve"> artefacts</w:t>
             </w:r>
           </w:p>
         </w:tc>
@@ -10121,7 +12195,17 @@
             </w:pPr>
             <w:r/>
             <w:r>
-              <w:t>Auth, audit, records</w:t>
+              <w:t>Audit violations + report (</w:t>
+            </w:r>
+            <w:r>
+              <w:rPr>
+                <w:rFonts w:ascii="Consolas" w:hAnsi="Consolas"/>
+                <w:sz w:val="20"/>
+              </w:rPr>
+              <w:t>test_audit.py</w:t>
+            </w:r>
+            <w:r>
+              <w:t>)</w:t>
             </w:r>
           </w:p>
         </w:tc>
@@ -10151,7 +12235,21 @@
             </w:pPr>
             <w:r/>
             <w:r>
-              <w:t>pytest</w:t>
+              <w:rPr>
+                <w:rFonts w:ascii="Consolas" w:hAnsi="Consolas"/>
+                <w:sz w:val="20"/>
+              </w:rPr>
+              <w:t>noor_week3_validate.py</w:t>
+            </w:r>
+            <w:r>
+              <w:t xml:space="preserve">, </w:t>
+            </w:r>
+            <w:r>
+              <w:rPr>
+                <w:rFonts w:ascii="Consolas" w:hAnsi="Consolas"/>
+                <w:sz w:val="20"/>
+              </w:rPr>
+              <w:t>masc_parse_signoff.py</w:t>
             </w:r>
           </w:p>
         </w:tc>
@@ -10165,7 +12263,7 @@
             </w:pPr>
             <w:r/>
             <w:r>
-              <w:t>Full pipeline golden files</w:t>
+              <w:t>Full MASC re-parse + R01–R20 scan</w:t>
             </w:r>
           </w:p>
         </w:tc>
@@ -10209,7 +12307,7 @@
             </w:pPr>
             <w:r/>
             <w:r>
-              <w:t>Axion upload → Records</w:t>
+              <w:t>Axion upload → Records (planned)</w:t>
             </w:r>
           </w:p>
         </w:tc>
@@ -10239,7 +12337,7 @@
             </w:pPr>
             <w:r/>
             <w:r>
-              <w:t>Scripts</w:t>
+              <w:t>MASC train/val/test splits</w:t>
             </w:r>
           </w:p>
         </w:tc>
@@ -10253,7 +12351,7 @@
             </w:pPr>
             <w:r/>
             <w:r>
-              <w:t>MASC val, Rico holdout</w:t>
+              <w:t>7,068 screens, sign-off JSON</w:t>
             </w:r>
           </w:p>
         </w:tc>
@@ -10280,13 +12378,22 @@
         </w:rPr>
         <w:t>tests/fixtures/rules/</w:t>
         <w:br/>
-        <w:t>├── r01_missing_label.xml</w:t>
+        <w:t>├── r01_missing_label_fail.xml / r01_missing_label_pass.xml</w:t>
         <w:br/>
-        <w:t>├── r04_small_target.xml</w:t>
+        <w:t>├── r02_image_button_fail.xml / …</w:t>
         <w:br/>
-        <w:t>└── expected/</w:t>
+        <w:t>├── … (R03–R10 fail/pass fixtures)</w:t>
         <w:br/>
-        <w:t xml:space="preserve">    └── r01_violations.json</w:t>
+        <w:t>└── clean_no_violations.xml</w:t>
+        <w:br/>
+        <w:br/>
+        <w:t>tests/test_parser.py     # extended fields + MASC wrapper nesting</w:t>
+        <w:br/>
+        <w:t>tests/test_rules.py        # R01–R10 fixtures + R11/R12 stubs + R13–R20 unit cases</w:t>
+        <w:br/>
+        <w:t>tests/test_audit.py        # API parse→rules parity on R01</w:t>
+        <w:br/>
+        <w:t>tests/test_agent.py        # score formula scaffold</w:t>
       </w:r>
     </w:p>
     <w:p>
@@ -10310,7 +12417,7 @@
         <w:pStyle w:val="ListBullet"/>
       </w:pPr>
       <w:r>
-        <w:t>R01–R05 on 10–15 controlled cases</w:t>
+        <w:t>R01–R30 on controlled fail/pass fixtures</w:t>
       </w:r>
     </w:p>
     <w:p>
@@ -10318,7 +12425,7 @@
         <w:pStyle w:val="ListBullet"/>
       </w:pPr>
       <w:r>
-        <w:t>Zero hallucinated violations from agent</w:t>
+        <w:t>R13–R20 on controlled component dicts + MASC full-dataset scan (Week 3+)</w:t>
       </w:r>
     </w:p>
     <w:p>
@@ -10326,7 +12433,14 @@
         <w:pStyle w:val="ListBullet"/>
       </w:pPr>
       <w:r>
-        <w:t>Records saved per user after audit</w:t>
+        <w:rPr>
+          <w:rFonts w:ascii="Consolas" w:hAnsi="Consolas"/>
+          <w:sz w:val="20"/>
+        </w:rPr>
+        <w:t>masc_parse_signoff_report.json</w:t>
+      </w:r>
+      <w:r>
+        <w:t xml:space="preserve"> → PASS (7,068 screens, 0 extended-field misses)</w:t>
       </w:r>
     </w:p>
     <w:p>
@@ -10334,17 +12448,90 @@
         <w:pStyle w:val="ListBullet"/>
       </w:pPr>
       <w:r>
-        <w:t xml:space="preserve">Docker </w:t>
+        <w:t xml:space="preserve">API </w:t>
       </w:r>
       <w:r>
         <w:rPr>
           <w:rFonts w:ascii="Consolas" w:hAnsi="Consolas"/>
           <w:sz w:val="20"/>
         </w:rPr>
-        <w:t>/health</w:t>
-      </w:r>
-      <w:r>
-        <w:t xml:space="preserve"> responds</w:t>
+        <w:t>POST /audit</w:t>
+      </w:r>
+      <w:r>
+        <w:t xml:space="preserve"> → </w:t>
+      </w:r>
+      <w:r>
+        <w:rPr>
+          <w:rFonts w:ascii="Consolas" w:hAnsi="Consolas"/>
+          <w:sz w:val="20"/>
+        </w:rPr>
+        <w:t>GET .../violations</w:t>
+      </w:r>
+      <w:r>
+        <w:t xml:space="preserve"> matches CLI on R01 fixture</w:t>
+      </w:r>
+    </w:p>
+    <w:p>
+      <w:pPr>
+        <w:pStyle w:val="ListBullet"/>
+      </w:pPr>
+      <w:r>
+        <w:t xml:space="preserve">API </w:t>
+      </w:r>
+      <w:r>
+        <w:rPr>
+          <w:rFonts w:ascii="Consolas" w:hAnsi="Consolas"/>
+          <w:sz w:val="20"/>
+        </w:rPr>
+        <w:t>GET .../report</w:t>
+      </w:r>
+      <w:r>
+        <w:t xml:space="preserve"> returns score + agent fields (</w:t>
+      </w:r>
+      <w:r>
+        <w:rPr>
+          <w:rFonts w:ascii="Consolas" w:hAnsi="Consolas"/>
+          <w:sz w:val="20"/>
+        </w:rPr>
+        <w:t>enrichment_mode</w:t>
+      </w:r>
+      <w:r>
+        <w:t xml:space="preserve">: </w:t>
+      </w:r>
+      <w:r>
+        <w:rPr>
+          <w:rFonts w:ascii="Consolas" w:hAnsi="Consolas"/>
+          <w:sz w:val="20"/>
+        </w:rPr>
+        <w:t>template</w:t>
+      </w:r>
+      <w:r>
+        <w:t xml:space="preserve"> or </w:t>
+      </w:r>
+      <w:r>
+        <w:rPr>
+          <w:rFonts w:ascii="Consolas" w:hAnsi="Consolas"/>
+          <w:sz w:val="20"/>
+        </w:rPr>
+        <w:t>llm</w:t>
+      </w:r>
+      <w:r>
+        <w:t>)</w:t>
+      </w:r>
+    </w:p>
+    <w:p>
+      <w:pPr>
+        <w:pStyle w:val="ListBullet"/>
+      </w:pPr>
+      <w:r>
+        <w:t xml:space="preserve">Explainer unit tests mock LLM; anti-hallucination guard covered in </w:t>
+      </w:r>
+      <w:r>
+        <w:rPr>
+          <w:rFonts w:ascii="Consolas" w:hAnsi="Consolas"/>
+          <w:sz w:val="20"/>
+        </w:rPr>
+        <w:t>tests/test_explainer.py</w:t>
       </w:r>
     </w:p>
     <w:p>
@@ -10485,7 +12672,7 @@
             </w:pPr>
             <w:r/>
             <w:r>
-              <w:t>FR-RU.1–10</w:t>
+              <w:t>FR-RU.1–20</w:t>
             </w:r>
           </w:p>
         </w:tc>
@@ -10567,6 +12754,28 @@
               </w:rPr>
               <w:t>src/agent.py</w:t>
             </w:r>
+            <w:r>
+              <w:t xml:space="preserve">, </w:t>
+            </w:r>
+            <w:r>
+              <w:rPr>
+                <w:rFonts w:ascii="Consolas" w:hAnsi="Consolas"/>
+                <w:sz w:val="20"/>
+              </w:rPr>
+              <w:t>src/explainer.py</w:t>
+            </w:r>
+            <w:r>
+              <w:t xml:space="preserve"> (</w:t>
+            </w:r>
+            <w:r>
+              <w:rPr>
+                <w:b/>
+              </w:rPr>
+              <w:t>Done</w:t>
+            </w:r>
+            <w:r>
+              <w:t>; API-wired)</w:t>
+            </w:r>
           </w:p>
         </w:tc>
       </w:tr>
@@ -10721,6 +12930,9 @@
               </w:rPr>
               <w:t>backend/routers/auth.py</w:t>
             </w:r>
+            <w:r>
+              <w:t xml:space="preserve"> (planned)</w:t>
+            </w:r>
           </w:p>
         </w:tc>
       </w:tr>
@@ -10773,6 +12985,57 @@
                 <w:sz w:val="20"/>
               </w:rPr>
               <w:t>backend/services/records.py</w:t>
+            </w:r>
+            <w:r>
+              <w:t xml:space="preserve"> (planned)</w:t>
+            </w:r>
+          </w:p>
+        </w:tc>
+      </w:tr>
+      <w:tr>
+        <w:tc>
+          <w:tcPr>
+            <w:tcW w:type="dxa" w:w="3120"/>
+          </w:tcPr>
+          <w:p>
+            <w:pPr>
+              <w:spacing w:after="40"/>
+            </w:pPr>
+            <w:r/>
+            <w:r>
+              <w:t>Audit API (violations + report)</w:t>
+            </w:r>
+          </w:p>
+        </w:tc>
+        <w:tc>
+          <w:tcPr>
+            <w:tcW w:type="dxa" w:w="3120"/>
+          </w:tcPr>
+          <w:p>
+            <w:pPr>
+              <w:spacing w:after="40"/>
+            </w:pPr>
+            <w:r/>
+            <w:r>
+              <w:t>§5.2</w:t>
+            </w:r>
+          </w:p>
+        </w:tc>
+        <w:tc>
+          <w:tcPr>
+            <w:tcW w:type="dxa" w:w="3120"/>
+          </w:tcPr>
+          <w:p>
+            <w:pPr>
+              <w:spacing w:after="40"/>
+            </w:pPr>
+            <w:r/>
+            <w:r>
+              <w:rPr>
+                <w:rFonts w:ascii="Consolas" w:hAnsi="Consolas"/>
+                <w:sz w:val="20"/>
+              </w:rPr>
+              <w:t>backend/routers/audit.py</w:t>
             </w:r>
           </w:p>
         </w:tc>
@@ -11322,7 +13585,16 @@
             </w:pPr>
             <w:r/>
             <w:r>
-              <w:t>Rule engine (planned)</w:t>
+              <w:t>Rule engine R01–R30 (</w:t>
+            </w:r>
+            <w:r>
+              <w:rPr>
+                <w:b/>
+              </w:rPr>
+              <w:t>Done</w:t>
+            </w:r>
+            <w:r>
+              <w:t>; R09/R28 limited without colors/text-size)</w:t>
             </w:r>
           </w:p>
         </w:tc>
@@ -11356,7 +13628,137 @@
             </w:pPr>
             <w:r/>
             <w:r>
-              <w:t>LLM enricher (planned)</w:t>
+              <w:t xml:space="preserve">Score + </w:t>
+            </w:r>
+            <w:r>
+              <w:rPr>
+                <w:rFonts w:ascii="Consolas" w:hAnsi="Consolas"/>
+                <w:sz w:val="20"/>
+              </w:rPr>
+              <w:t>build_audit_report</w:t>
+            </w:r>
+            <w:r>
+              <w:t xml:space="preserve"> (</w:t>
+            </w:r>
+            <w:r>
+              <w:rPr>
+                <w:b/>
+              </w:rPr>
+              <w:t>Done</w:t>
+            </w:r>
+            <w:r>
+              <w:t>; API-wired)</w:t>
+            </w:r>
+          </w:p>
+        </w:tc>
+      </w:tr>
+      <w:tr>
+        <w:tc>
+          <w:tcPr>
+            <w:tcW w:type="dxa" w:w="4680"/>
+          </w:tcPr>
+          <w:p>
+            <w:pPr>
+              <w:spacing w:after="40"/>
+            </w:pPr>
+            <w:r/>
+            <w:r>
+              <w:rPr>
+                <w:rFonts w:ascii="Consolas" w:hAnsi="Consolas"/>
+                <w:sz w:val="20"/>
+              </w:rPr>
+              <w:t>src/explainer.py</w:t>
+            </w:r>
+          </w:p>
+        </w:tc>
+        <w:tc>
+          <w:tcPr>
+            <w:tcW w:type="dxa" w:w="4680"/>
+          </w:tcPr>
+          <w:p>
+            <w:pPr>
+              <w:spacing w:after="40"/>
+            </w:pPr>
+            <w:r/>
+            <w:r>
+              <w:t>Live LLM recommendations (</w:t>
+            </w:r>
+            <w:r>
+              <w:rPr>
+                <w:b/>
+              </w:rPr>
+              <w:t>Done</w:t>
+            </w:r>
+            <w:r>
+              <w:t>)</w:t>
+            </w:r>
+          </w:p>
+        </w:tc>
+      </w:tr>
+      <w:tr>
+        <w:tc>
+          <w:tcPr>
+            <w:tcW w:type="dxa" w:w="4680"/>
+          </w:tcPr>
+          <w:p>
+            <w:pPr>
+              <w:spacing w:after="40"/>
+            </w:pPr>
+            <w:r/>
+            <w:r>
+              <w:rPr>
+                <w:rFonts w:ascii="Consolas" w:hAnsi="Consolas"/>
+                <w:sz w:val="20"/>
+              </w:rPr>
+              <w:t>src/llm_providers.py</w:t>
+            </w:r>
+          </w:p>
+        </w:tc>
+        <w:tc>
+          <w:tcPr>
+            <w:tcW w:type="dxa" w:w="4680"/>
+          </w:tcPr>
+          <w:p>
+            <w:pPr>
+              <w:spacing w:after="40"/>
+            </w:pPr>
+            <w:r/>
+            <w:r>
+              <w:t>Multi-provider LLM client</w:t>
+            </w:r>
+          </w:p>
+        </w:tc>
+      </w:tr>
+      <w:tr>
+        <w:tc>
+          <w:tcPr>
+            <w:tcW w:type="dxa" w:w="4680"/>
+          </w:tcPr>
+          <w:p>
+            <w:pPr>
+              <w:spacing w:after="40"/>
+            </w:pPr>
+            <w:r/>
+            <w:r>
+              <w:rPr>
+                <w:rFonts w:ascii="Consolas" w:hAnsi="Consolas"/>
+                <w:sz w:val="20"/>
+              </w:rPr>
+              <w:t>src/guidelines.py</w:t>
+            </w:r>
+          </w:p>
+        </w:tc>
+        <w:tc>
+          <w:tcPr>
+            <w:tcW w:type="dxa" w:w="4680"/>
+          </w:tcPr>
+          <w:p>
+            <w:pPr>
+              <w:spacing w:after="40"/>
+            </w:pPr>
+            <w:r/>
+            <w:r>
+              <w:t>G01–G30 + R→G mapping</w:t>
             </w:r>
           </w:p>
         </w:tc>
@@ -11444,6 +13846,49 @@
                 <w:rFonts w:ascii="Consolas" w:hAnsi="Consolas"/>
                 <w:sz w:val="20"/>
               </w:rPr>
+              <w:t>backend/routers/audit.py</w:t>
+            </w:r>
+          </w:p>
+        </w:tc>
+        <w:tc>
+          <w:tcPr>
+            <w:tcW w:type="dxa" w:w="4680"/>
+          </w:tcPr>
+          <w:p>
+            <w:pPr>
+              <w:spacing w:after="40"/>
+            </w:pPr>
+            <w:r/>
+            <w:r>
+              <w:t>Violations + report audit API (</w:t>
+            </w:r>
+            <w:r>
+              <w:rPr>
+                <w:b/>
+              </w:rPr>
+              <w:t>Partial</w:t>
+            </w:r>
+            <w:r>
+              <w:t xml:space="preserve"> — no auth/records/download)</w:t>
+            </w:r>
+          </w:p>
+        </w:tc>
+      </w:tr>
+      <w:tr>
+        <w:tc>
+          <w:tcPr>
+            <w:tcW w:type="dxa" w:w="4680"/>
+          </w:tcPr>
+          <w:p>
+            <w:pPr>
+              <w:spacing w:after="40"/>
+            </w:pPr>
+            <w:r/>
+            <w:r>
+              <w:rPr>
+                <w:rFonts w:ascii="Consolas" w:hAnsi="Consolas"/>
+                <w:sz w:val="20"/>
+              </w:rPr>
               <w:t>backend/routers/</w:t>
             </w:r>
           </w:p>
@@ -11458,7 +13903,245 @@
             </w:pPr>
             <w:r/>
             <w:r>
-              <w:t>REST routes (planned)</w:t>
+              <w:t>Auth, records (planned)</w:t>
+            </w:r>
+          </w:p>
+        </w:tc>
+      </w:tr>
+      <w:tr>
+        <w:tc>
+          <w:tcPr>
+            <w:tcW w:type="dxa" w:w="4680"/>
+          </w:tcPr>
+          <w:p>
+            <w:pPr>
+              <w:spacing w:after="40"/>
+            </w:pPr>
+            <w:r/>
+            <w:r>
+              <w:rPr>
+                <w:rFonts w:ascii="Consolas" w:hAnsi="Consolas"/>
+                <w:sz w:val="20"/>
+              </w:rPr>
+              <w:t>scripts/noor_week3_validate.py</w:t>
+            </w:r>
+          </w:p>
+        </w:tc>
+        <w:tc>
+          <w:tcPr>
+            <w:tcW w:type="dxa" w:w="4680"/>
+          </w:tcPr>
+          <w:p>
+            <w:pPr>
+              <w:spacing w:after="40"/>
+            </w:pPr>
+            <w:r/>
+            <w:r>
+              <w:t>Full validation pipeline</w:t>
+            </w:r>
+          </w:p>
+        </w:tc>
+      </w:tr>
+      <w:tr>
+        <w:tc>
+          <w:tcPr>
+            <w:tcW w:type="dxa" w:w="4680"/>
+          </w:tcPr>
+          <w:p>
+            <w:pPr>
+              <w:spacing w:after="40"/>
+            </w:pPr>
+            <w:r/>
+            <w:r>
+              <w:rPr>
+                <w:rFonts w:ascii="Consolas" w:hAnsi="Consolas"/>
+                <w:sz w:val="20"/>
+              </w:rPr>
+              <w:t>scripts/masc_parse_signoff.py</w:t>
+            </w:r>
+          </w:p>
+        </w:tc>
+        <w:tc>
+          <w:tcPr>
+            <w:tcW w:type="dxa" w:w="4680"/>
+          </w:tcPr>
+          <w:p>
+            <w:pPr>
+              <w:spacing w:after="40"/>
+            </w:pPr>
+            <w:r/>
+            <w:r>
+              <w:t>MASC parse sign-off</w:t>
+            </w:r>
+          </w:p>
+        </w:tc>
+      </w:tr>
+      <w:tr>
+        <w:tc>
+          <w:tcPr>
+            <w:tcW w:type="dxa" w:w="4680"/>
+          </w:tcPr>
+          <w:p>
+            <w:pPr>
+              <w:spacing w:after="40"/>
+            </w:pPr>
+            <w:r/>
+            <w:r>
+              <w:rPr>
+                <w:rFonts w:ascii="Consolas" w:hAnsi="Consolas"/>
+                <w:sz w:val="20"/>
+              </w:rPr>
+              <w:t>scripts/run_explainer_sample.py</w:t>
+            </w:r>
+          </w:p>
+        </w:tc>
+        <w:tc>
+          <w:tcPr>
+            <w:tcW w:type="dxa" w:w="4680"/>
+          </w:tcPr>
+          <w:p>
+            <w:pPr>
+              <w:spacing w:after="40"/>
+            </w:pPr>
+            <w:r/>
+            <w:r>
+              <w:t>Stage 3 LLM sample runner</w:t>
+            </w:r>
+          </w:p>
+        </w:tc>
+      </w:tr>
+      <w:tr>
+        <w:tc>
+          <w:tcPr>
+            <w:tcW w:type="dxa" w:w="4680"/>
+          </w:tcPr>
+          <w:p>
+            <w:pPr>
+              <w:spacing w:after="40"/>
+            </w:pPr>
+            <w:r/>
+            <w:r>
+              <w:rPr>
+                <w:rFonts w:ascii="Consolas" w:hAnsi="Consolas"/>
+                <w:sz w:val="20"/>
+              </w:rPr>
+              <w:t>tests/test_parser.py</w:t>
+            </w:r>
+          </w:p>
+        </w:tc>
+        <w:tc>
+          <w:tcPr>
+            <w:tcW w:type="dxa" w:w="4680"/>
+          </w:tcPr>
+          <w:p>
+            <w:pPr>
+              <w:spacing w:after="40"/>
+            </w:pPr>
+            <w:r/>
+            <w:r>
+              <w:t>Parser unit tests</w:t>
+            </w:r>
+          </w:p>
+        </w:tc>
+      </w:tr>
+      <w:tr>
+        <w:tc>
+          <w:tcPr>
+            <w:tcW w:type="dxa" w:w="4680"/>
+          </w:tcPr>
+          <w:p>
+            <w:pPr>
+              <w:spacing w:after="40"/>
+            </w:pPr>
+            <w:r/>
+            <w:r>
+              <w:rPr>
+                <w:rFonts w:ascii="Consolas" w:hAnsi="Consolas"/>
+                <w:sz w:val="20"/>
+              </w:rPr>
+              <w:t>tests/test_rules.py</w:t>
+            </w:r>
+          </w:p>
+        </w:tc>
+        <w:tc>
+          <w:tcPr>
+            <w:tcW w:type="dxa" w:w="4680"/>
+          </w:tcPr>
+          <w:p>
+            <w:pPr>
+              <w:spacing w:after="40"/>
+            </w:pPr>
+            <w:r/>
+            <w:r>
+              <w:t>Rules R01–R30 unit tests</w:t>
+            </w:r>
+          </w:p>
+        </w:tc>
+      </w:tr>
+      <w:tr>
+        <w:tc>
+          <w:tcPr>
+            <w:tcW w:type="dxa" w:w="4680"/>
+          </w:tcPr>
+          <w:p>
+            <w:pPr>
+              <w:spacing w:after="40"/>
+            </w:pPr>
+            <w:r/>
+            <w:r>
+              <w:rPr>
+                <w:rFonts w:ascii="Consolas" w:hAnsi="Consolas"/>
+                <w:sz w:val="20"/>
+              </w:rPr>
+              <w:t>tests/test_audit.py</w:t>
+            </w:r>
+          </w:p>
+        </w:tc>
+        <w:tc>
+          <w:tcPr>
+            <w:tcW w:type="dxa" w:w="4680"/>
+          </w:tcPr>
+          <w:p>
+            <w:pPr>
+              <w:spacing w:after="40"/>
+            </w:pPr>
+            <w:r/>
+            <w:r>
+              <w:t>Audit API tests (violations + report)</w:t>
+            </w:r>
+          </w:p>
+        </w:tc>
+      </w:tr>
+      <w:tr>
+        <w:tc>
+          <w:tcPr>
+            <w:tcW w:type="dxa" w:w="4680"/>
+          </w:tcPr>
+          <w:p>
+            <w:pPr>
+              <w:spacing w:after="40"/>
+            </w:pPr>
+            <w:r/>
+            <w:r>
+              <w:rPr>
+                <w:rFonts w:ascii="Consolas" w:hAnsi="Consolas"/>
+                <w:sz w:val="20"/>
+              </w:rPr>
+              <w:t>tests/test_explainer.py</w:t>
+            </w:r>
+          </w:p>
+        </w:tc>
+        <w:tc>
+          <w:tcPr>
+            <w:tcW w:type="dxa" w:w="4680"/>
+          </w:tcPr>
+          <w:p>
+            <w:pPr>
+              <w:spacing w:after="40"/>
+            </w:pPr>
+            <w:r/>
+            <w:r>
+              <w:t>Explainer anti-hallucination tests</w:t>
             </w:r>
           </w:p>
         </w:tc>
@@ -11492,7 +14175,16 @@
             </w:pPr>
             <w:r/>
             <w:r>
-              <w:t>Axion React app (planned)</w:t>
+              <w:t>Axion React app (</w:t>
+            </w:r>
+            <w:r>
+              <w:rPr>
+                <w:b/>
+              </w:rPr>
+              <w:t>Partial</w:t>
+            </w:r>
+            <w:r>
+              <w:t xml:space="preserve"> — mock data)</w:t>
             </w:r>
           </w:p>
         </w:tc>
@@ -11580,7 +14272,7 @@
                 <w:rFonts w:ascii="Consolas" w:hAnsi="Consolas"/>
                 <w:sz w:val="20"/>
               </w:rPr>
-              <w:t>outputs/runs/</w:t>
+              <w:t>outputs/reports/</w:t>
             </w:r>
           </w:p>
         </w:tc>
@@ -11594,7 +14286,14 @@
             </w:pPr>
             <w:r/>
             <w:r>
-              <w:t>Ephemeral audit runs</w:t>
+              <w:t xml:space="preserve">Agent-enriched </w:t>
+            </w:r>
+            <w:r>
+              <w:rPr>
+                <w:rFonts w:ascii="Consolas" w:hAnsi="Consolas"/>
+                <w:sz w:val="20"/>
+              </w:rPr>
+              <w:t>*_report.json</w:t>
             </w:r>
           </w:p>
         </w:tc>
@@ -11628,7 +14327,7 @@
             </w:pPr>
             <w:r/>
             <w:r>
-              <w:t>Per-user saved audits</w:t>
+              <w:t>Per-user saved audits (planned)</w:t>
             </w:r>
           </w:p>
         </w:tc>
